--- a/docs/PHIL-210.docx
+++ b/docs/PHIL-210.docx
@@ -23,7 +23,7 @@
         <w:pStyle w:val="Date"/>
       </w:pPr>
       <w:r>
-        <w:t xml:space="preserve">May 28, 2025</w:t>
+        <w:t xml:space="preserve">Jul 22, 2025</w:t>
       </w:r>
     </w:p>
     <w:p>
@@ -388,6 +388,12 @@
       <w:r>
         <w:t xml:space="preserve"> </w:t>
       </w:r>
+      <w:r>
+        <w:t xml:space="preserve">(2023)</w:t>
+      </w:r>
+      <w:r>
+        <w:t xml:space="preserve"> </w:t>
+      </w:r>
     </w:p>
     <w:p>
       <w:pPr>
@@ -881,7 +887,16 @@
         <w:t xml:space="preserve"> </w:t>
       </w:r>
       <w:r>
-        <w:t xml:space="preserve">New York: W. W. Norton &amp; Company, 2018.</w:t>
+        <w:t xml:space="preserve">New York: W. W. Norton &amp; Company,</w:t>
+      </w:r>
+      <w:r>
+        <w:t xml:space="preserve"> </w:t>
+      </w:r>
+      <w:r>
+        <w:t xml:space="preserve">(2018a)</w:t>
+      </w:r>
+      <w:r>
+        <w:t xml:space="preserve">.</w:t>
       </w:r>
     </w:p>
     <w:p>
@@ -1051,6 +1066,12 @@
       <w:r>
         <w:t xml:space="preserve"> </w:t>
       </w:r>
+      <w:r>
+        <w:t xml:space="preserve">(2016a)</w:t>
+      </w:r>
+      <w:r>
+        <w:t xml:space="preserve"> </w:t>
+      </w:r>
     </w:p>
     <w:p>
       <w:pPr>
@@ -1099,6 +1120,12 @@
           <w:t xml:space="preserve">Metaethics: Crash Course Philosophy #32</w:t>
         </w:r>
       </w:hyperlink>
+      <w:r>
+        <w:t xml:space="preserve"> </w:t>
+      </w:r>
+      <w:r>
+        <w:t xml:space="preserve">(2016e)</w:t>
+      </w:r>
       <w:r>
         <w:t xml:space="preserve"> </w:t>
       </w:r>
@@ -1569,6 +1596,12 @@
       <w:r>
         <w:t xml:space="preserve"> </w:t>
       </w:r>
+      <w:r>
+        <w:t xml:space="preserve">(2018)</w:t>
+      </w:r>
+      <w:r>
+        <w:t xml:space="preserve"> </w:t>
+      </w:r>
     </w:p>
     <w:p>
       <w:pPr>
@@ -1814,6 +1847,12 @@
       <w:r>
         <w:t xml:space="preserve"> </w:t>
       </w:r>
+      <w:r>
+        <w:t xml:space="preserve">(2019)</w:t>
+      </w:r>
+      <w:r>
+        <w:t xml:space="preserve"> </w:t>
+      </w:r>
     </w:p>
     <w:p>
       <w:pPr>
@@ -1857,6 +1896,12 @@
       <w:r>
         <w:t xml:space="preserve"> </w:t>
       </w:r>
+      <w:r>
+        <w:t xml:space="preserve">(2016)</w:t>
+      </w:r>
+      <w:r>
+        <w:t xml:space="preserve"> </w:t>
+      </w:r>
     </w:p>
     <w:p>
       <w:pPr>
@@ -1897,6 +1942,12 @@
           <w:t xml:space="preserve">Ayn Rand - Her Philosophy in Two Minutes</w:t>
         </w:r>
       </w:hyperlink>
+      <w:r>
+        <w:t xml:space="preserve"> </w:t>
+      </w:r>
+      <w:r>
+        <w:t xml:space="preserve">(2015)</w:t>
+      </w:r>
       <w:r>
         <w:t xml:space="preserve"> </w:t>
       </w:r>
@@ -2184,6 +2235,12 @@
       <w:r>
         <w:t xml:space="preserve"> </w:t>
       </w:r>
+      <w:r>
+        <w:t xml:space="preserve">(2017)</w:t>
+      </w:r>
+      <w:r>
+        <w:t xml:space="preserve"> </w:t>
+      </w:r>
     </w:p>
     <w:p>
       <w:pPr>
@@ -2224,6 +2281,12 @@
           <w:t xml:space="preserve">Jordan Peterson on Nihilism and its Opposite - Existential Courage</w:t>
         </w:r>
       </w:hyperlink>
+      <w:r>
+        <w:t xml:space="preserve"> </w:t>
+      </w:r>
+      <w:r>
+        <w:t xml:space="preserve">(2016)</w:t>
+      </w:r>
       <w:r>
         <w:t xml:space="preserve"> </w:t>
       </w:r>
@@ -2544,6 +2607,12 @@
           <w:t xml:space="preserve">A Critique of Error Theory</w:t>
         </w:r>
       </w:hyperlink>
+      <w:r>
+        <w:t xml:space="preserve"> </w:t>
+      </w:r>
+      <w:r>
+        <w:t xml:space="preserve">(2018)</w:t>
+      </w:r>
     </w:p>
     <w:p>
       <w:pPr>
@@ -2587,6 +2656,12 @@
       <w:r>
         <w:t xml:space="preserve"> </w:t>
       </w:r>
+      <w:r>
+        <w:t xml:space="preserve">(2018)</w:t>
+      </w:r>
+      <w:r>
+        <w:t xml:space="preserve"> </w:t>
+      </w:r>
     </w:p>
     <w:p>
       <w:pPr>
@@ -2630,6 +2705,12 @@
       <w:r>
         <w:t xml:space="preserve"> </w:t>
       </w:r>
+      <w:r>
+        <w:t xml:space="preserve">(2017)</w:t>
+      </w:r>
+      <w:r>
+        <w:t xml:space="preserve"> </w:t>
+      </w:r>
     </w:p>
     <w:p>
       <w:pPr>
@@ -2673,6 +2754,12 @@
       <w:r>
         <w:t xml:space="preserve"> </w:t>
       </w:r>
+      <w:r>
+        <w:t xml:space="preserve">(2016b)</w:t>
+      </w:r>
+      <w:r>
+        <w:t xml:space="preserve"> </w:t>
+      </w:r>
     </w:p>
     <w:p>
       <w:pPr>
@@ -2713,6 +2800,12 @@
           <w:t xml:space="preserve">Subjectivism</w:t>
         </w:r>
       </w:hyperlink>
+      <w:r>
+        <w:t xml:space="preserve"> </w:t>
+      </w:r>
+      <w:r>
+        <w:t xml:space="preserve">(2015)</w:t>
+      </w:r>
       <w:r>
         <w:t xml:space="preserve"> </w:t>
       </w:r>
@@ -2979,6 +3072,12 @@
       <w:r>
         <w:t xml:space="preserve"> </w:t>
       </w:r>
+      <w:r>
+        <w:t xml:space="preserve">(2016)</w:t>
+      </w:r>
+      <w:r>
+        <w:t xml:space="preserve"> </w:t>
+      </w:r>
     </w:p>
     <w:p>
       <w:pPr>
@@ -3021,6 +3120,9 @@
       </w:hyperlink>
       <w:r>
         <w:t xml:space="preserve"> </w:t>
+      </w:r>
+      <w:r>
+        <w:t xml:space="preserve">(2016d)</w:t>
       </w:r>
     </w:p>
     <w:p>
@@ -3694,7 +3796,16 @@
         <w:t xml:space="preserve">An Introduction to Moral Philosophy</w:t>
       </w:r>
       <w:r>
-        <w:t xml:space="preserve">. New York: W. W. Norton &amp; Company, 2018.</w:t>
+        <w:t xml:space="preserve">. New York: W. W. Norton &amp; Company,</w:t>
+      </w:r>
+      <w:r>
+        <w:t xml:space="preserve"> </w:t>
+      </w:r>
+      <w:r>
+        <w:t xml:space="preserve">(2018a)</w:t>
+      </w:r>
+      <w:r>
+        <w:t xml:space="preserve">.</w:t>
       </w:r>
     </w:p>
     <w:p>
@@ -3977,6 +4088,12 @@
         <w:t xml:space="preserve"> </w:t>
       </w:r>
       <w:r>
+        <w:t xml:space="preserve">(2016a)</w:t>
+      </w:r>
+      <w:r>
+        <w:t xml:space="preserve"> </w:t>
+      </w:r>
+      <w:r>
         <w:t xml:space="preserve">which illustrates various types of egoism:</w:t>
       </w:r>
     </w:p>
@@ -4231,6 +4348,12 @@
           <w:t xml:space="preserve">Contractarianism: Crash Course Philosophy #37</w:t>
         </w:r>
       </w:hyperlink>
+      <w:r>
+        <w:t xml:space="preserve"> </w:t>
+      </w:r>
+      <w:r>
+        <w:t xml:space="preserve">(2016f)</w:t>
+      </w:r>
       <w:r>
         <w:t xml:space="preserve"> </w:t>
       </w:r>
@@ -4818,7 +4941,16 @@
         <w:t xml:space="preserve"> </w:t>
       </w:r>
       <w:r>
-        <w:t xml:space="preserve">by Jonathan Wolff.</w:t>
+        <w:t xml:space="preserve">by Jonathan Wolff</w:t>
+      </w:r>
+      <w:r>
+        <w:t xml:space="preserve"> </w:t>
+      </w:r>
+      <w:r>
+        <w:t xml:space="preserve">(2018b)</w:t>
+      </w:r>
+      <w:r>
+        <w:t xml:space="preserve">.</w:t>
       </w:r>
     </w:p>
     <w:p>
@@ -4830,7 +4962,7 @@
         </w:numPr>
       </w:pPr>
       <w:r>
-        <w:t xml:space="preserve">John Stuart Mill’s article on free speech and its limits (p. 252-268)</w:t>
+        <w:t xml:space="preserve">John Stuart Mill’s article on free speech and its limits (pp. 252-268)</w:t>
       </w:r>
     </w:p>
     <w:p>
@@ -4842,7 +4974,7 @@
         </w:numPr>
       </w:pPr>
       <w:r>
-        <w:t xml:space="preserve">Catherine Mackinnon’s article on pornography, civil rights, and free speech (p.268-278)</w:t>
+        <w:t xml:space="preserve">Catherine Mackinnon’s article on pornography, civil rights, and free speech (pp.268-278)</w:t>
       </w:r>
     </w:p>
     <w:p>
@@ -4971,7 +5103,16 @@
         <w:t xml:space="preserve">An Introduction to Moral Philosophy</w:t>
       </w:r>
       <w:r>
-        <w:t xml:space="preserve">. New York: W. W. Norton &amp; Company, 2018.</w:t>
+        <w:t xml:space="preserve">. New York: W. W. Norton &amp; Company,</w:t>
+      </w:r>
+      <w:r>
+        <w:t xml:space="preserve"> </w:t>
+      </w:r>
+      <w:r>
+        <w:t xml:space="preserve">(2018a)</w:t>
+      </w:r>
+      <w:r>
+        <w:t xml:space="preserve">.</w:t>
       </w:r>
     </w:p>
     <w:p>
@@ -5145,6 +5286,12 @@
       <w:r>
         <w:t xml:space="preserve"> </w:t>
       </w:r>
+      <w:r>
+        <w:t xml:space="preserve">(2016)</w:t>
+      </w:r>
+      <w:r>
+        <w:t xml:space="preserve"> </w:t>
+      </w:r>
     </w:p>
     <w:p>
       <w:pPr>
@@ -5205,6 +5352,12 @@
           <w:t xml:space="preserve">John Stuart Mill - On Liberty</w:t>
         </w:r>
       </w:hyperlink>
+      <w:r>
+        <w:t xml:space="preserve"> </w:t>
+      </w:r>
+      <w:r>
+        <w:t xml:space="preserve">(2013)</w:t>
+      </w:r>
       <w:r>
         <w:t xml:space="preserve"> </w:t>
       </w:r>
@@ -5371,7 +5524,16 @@
         <w:t xml:space="preserve"> </w:t>
       </w:r>
       <w:r>
-        <w:t xml:space="preserve">by Jonathan Wolff. As you read, take notes in your Learning Journal, defining key terms and explaining key concepts.</w:t>
+        <w:t xml:space="preserve">by Jonathan Wolff</w:t>
+      </w:r>
+      <w:r>
+        <w:t xml:space="preserve"> </w:t>
+      </w:r>
+      <w:r>
+        <w:t xml:space="preserve">(2018b)</w:t>
+      </w:r>
+      <w:r>
+        <w:t xml:space="preserve">. As you read, take notes in your Learning Journal, defining key terms and explaining key concepts.</w:t>
       </w:r>
     </w:p>
     <w:p>
@@ -5411,6 +5573,12 @@
       <w:r>
         <w:t xml:space="preserve"> </w:t>
       </w:r>
+      <w:r>
+        <w:t xml:space="preserve">(2015)</w:t>
+      </w:r>
+      <w:r>
+        <w:t xml:space="preserve"> </w:t>
+      </w:r>
     </w:p>
     <w:p>
       <w:pPr>
@@ -5459,6 +5627,12 @@
           <w:t xml:space="preserve">The Pornography Phenomenon - Catharine MacKinnon</w:t>
         </w:r>
       </w:hyperlink>
+      <w:r>
+        <w:t xml:space="preserve"> </w:t>
+      </w:r>
+      <w:r>
+        <w:t xml:space="preserve">(2016)</w:t>
+      </w:r>
       <w:r>
         <w:t xml:space="preserve"> </w:t>
       </w:r>
@@ -6235,7 +6409,16 @@
         <w:t xml:space="preserve"> </w:t>
       </w:r>
       <w:r>
-        <w:t xml:space="preserve">by Jonathan Wolff.</w:t>
+        <w:t xml:space="preserve">by Jonathan Wolff</w:t>
+      </w:r>
+      <w:r>
+        <w:t xml:space="preserve"> </w:t>
+      </w:r>
+      <w:r>
+        <w:t xml:space="preserve">(2018b)</w:t>
+      </w:r>
+      <w:r>
+        <w:t xml:space="preserve">.</w:t>
       </w:r>
     </w:p>
     <w:p>
@@ -6412,7 +6595,16 @@
         <w:t xml:space="preserve">An Introduction to Moral Philosophy</w:t>
       </w:r>
       <w:r>
-        <w:t xml:space="preserve">. New York: W. W. Norton &amp; Company, 2018.</w:t>
+        <w:t xml:space="preserve">. New York: W. W. Norton &amp; Company,</w:t>
+      </w:r>
+      <w:r>
+        <w:t xml:space="preserve"> </w:t>
+      </w:r>
+      <w:r>
+        <w:t xml:space="preserve">(2018a)</w:t>
+      </w:r>
+      <w:r>
+        <w:t xml:space="preserve">.</w:t>
       </w:r>
     </w:p>
     <w:p>
@@ -6630,6 +6822,12 @@
       <w:r>
         <w:t xml:space="preserve"> </w:t>
       </w:r>
+      <w:r>
+        <w:t xml:space="preserve">(2017)</w:t>
+      </w:r>
+      <w:r>
+        <w:t xml:space="preserve"> </w:t>
+      </w:r>
     </w:p>
     <w:p>
       <w:pPr>
@@ -6673,6 +6871,12 @@
       <w:r>
         <w:t xml:space="preserve"> </w:t>
       </w:r>
+      <w:r>
+        <w:t xml:space="preserve">(2015)</w:t>
+      </w:r>
+      <w:r>
+        <w:t xml:space="preserve"> </w:t>
+      </w:r>
     </w:p>
     <w:p>
       <w:pPr>
@@ -6729,6 +6933,12 @@
           <w:t xml:space="preserve">“No”</w:t>
         </w:r>
       </w:hyperlink>
+      <w:r>
+        <w:t xml:space="preserve"> </w:t>
+      </w:r>
+      <w:r>
+        <w:t xml:space="preserve">(2016)</w:t>
+      </w:r>
       <w:r>
         <w:t xml:space="preserve"> </w:t>
       </w:r>
@@ -6941,6 +7151,12 @@
       <w:r>
         <w:t xml:space="preserve"> </w:t>
       </w:r>
+      <w:r>
+        <w:t xml:space="preserve">(2016)</w:t>
+      </w:r>
+      <w:r>
+        <w:t xml:space="preserve"> </w:t>
+      </w:r>
     </w:p>
     <w:p>
       <w:pPr>
@@ -6981,6 +7197,12 @@
           <w:t xml:space="preserve">Washington Post-Kaiser poll</w:t>
         </w:r>
       </w:hyperlink>
+      <w:r>
+        <w:t xml:space="preserve"> </w:t>
+      </w:r>
+      <w:r>
+        <w:t xml:space="preserve">(2015)</w:t>
+      </w:r>
     </w:p>
     <w:p>
       <w:pPr>
@@ -7067,7 +7289,7 @@
         <w:pStyle w:val="BodyText"/>
       </w:pPr>
       <w:r>
-        <w:t xml:space="preserve">Read the section on hookup culture, (p. 316-328) of your textbook,</w:t>
+        <w:t xml:space="preserve">Read the section on hookup culture, (pp. 316-328) of your textbook,</w:t>
       </w:r>
       <w:r>
         <w:t xml:space="preserve"> </w:t>
@@ -7083,7 +7305,16 @@
         <w:t xml:space="preserve"> </w:t>
       </w:r>
       <w:r>
-        <w:t xml:space="preserve">by Jonathan Wolff. Take notes defining key terms and ideas. Study the chapter review summary, questions and key terms.</w:t>
+        <w:t xml:space="preserve">by Jonathan Wolff</w:t>
+      </w:r>
+      <w:r>
+        <w:t xml:space="preserve"> </w:t>
+      </w:r>
+      <w:r>
+        <w:t xml:space="preserve">(2018b)</w:t>
+      </w:r>
+      <w:r>
+        <w:t xml:space="preserve">. Take notes defining key terms and ideas. Study the chapter review summary, questions and key terms.</w:t>
       </w:r>
     </w:p>
     <w:p>
@@ -7902,7 +8133,7 @@
         </w:numPr>
       </w:pPr>
       <w:r>
-        <w:t xml:space="preserve">Introductory section on animal rights (p. 426-27)</w:t>
+        <w:t xml:space="preserve">Introductory section on animal rights (pp. 426-27)</w:t>
       </w:r>
     </w:p>
     <w:p>
@@ -7914,7 +8145,7 @@
         </w:numPr>
       </w:pPr>
       <w:r>
-        <w:t xml:space="preserve">Immanuel Kant (p. 428-29)</w:t>
+        <w:t xml:space="preserve">Immanuel Kant (pp. 428-29)</w:t>
       </w:r>
     </w:p>
     <w:p>
@@ -7926,7 +8157,7 @@
         </w:numPr>
       </w:pPr>
       <w:r>
-        <w:t xml:space="preserve">Animal rights by Peter Singer (p. 429-435)</w:t>
+        <w:t xml:space="preserve">Animal rights by Peter Singer (pp. 429-435)</w:t>
       </w:r>
     </w:p>
     <w:p>
@@ -7938,7 +8169,7 @@
         </w:numPr>
       </w:pPr>
       <w:r>
-        <w:t xml:space="preserve">Animal rights by Roger Scruton (p. 436-443)</w:t>
+        <w:t xml:space="preserve">Animal rights by Roger Scruton (pp. 436-443)</w:t>
       </w:r>
     </w:p>
     <w:p>
@@ -8091,7 +8322,16 @@
         <w:t xml:space="preserve">An Introduction to Moral Philosophy</w:t>
       </w:r>
       <w:r>
-        <w:t xml:space="preserve">. New York: W. W. Norton &amp; Company, 2018.</w:t>
+        <w:t xml:space="preserve">. New York: W. W. Norton &amp; Company,</w:t>
+      </w:r>
+      <w:r>
+        <w:t xml:space="preserve"> </w:t>
+      </w:r>
+      <w:r>
+        <w:t xml:space="preserve">(2018a)</w:t>
+      </w:r>
+      <w:r>
+        <w:t xml:space="preserve">.</w:t>
       </w:r>
     </w:p>
     <w:p>
@@ -8177,7 +8417,7 @@
         <w:pStyle w:val="BodyText"/>
       </w:pPr>
       <w:r>
-        <w:t xml:space="preserve">Read the introductory section on animal rights (p. 426-27) and the section by Immanuel Kant (p. 428-29) in your textbook</w:t>
+        <w:t xml:space="preserve">Read the introductory section on animal rights (pp. 426-27) and the section by Immanuel Kant (pp. 428-29) in your textbook</w:t>
       </w:r>
       <w:r>
         <w:t xml:space="preserve"> </w:t>
@@ -8193,7 +8433,16 @@
         <w:t xml:space="preserve"> </w:t>
       </w:r>
       <w:r>
-        <w:t xml:space="preserve">by Jonathan Wolff. As you read, take notes in your Learning Journal, defining key terms and explaining key concepts.</w:t>
+        <w:t xml:space="preserve">by Jonathan Wolff</w:t>
+      </w:r>
+      <w:r>
+        <w:t xml:space="preserve"> </w:t>
+      </w:r>
+      <w:r>
+        <w:t xml:space="preserve">(2018b)</w:t>
+      </w:r>
+      <w:r>
+        <w:t xml:space="preserve">. As you read, take notes in your Learning Journal, defining key terms and explaining key concepts.</w:t>
       </w:r>
     </w:p>
     <w:p>
@@ -8231,6 +8480,12 @@
         </w:r>
       </w:hyperlink>
       <w:r>
+        <w:t xml:space="preserve"> </w:t>
+      </w:r>
+      <w:r>
+        <w:t xml:space="preserve">(2017)</w:t>
+      </w:r>
+      <w:r>
         <w:t xml:space="preserve">.</w:t>
       </w:r>
     </w:p>
@@ -8284,6 +8539,12 @@
       <w:r>
         <w:t xml:space="preserve"> </w:t>
       </w:r>
+      <w:r>
+        <w:t xml:space="preserve">(2015)</w:t>
+      </w:r>
+      <w:r>
+        <w:t xml:space="preserve"> </w:t>
+      </w:r>
     </w:p>
     <w:p>
       <w:pPr>
@@ -8332,6 +8593,12 @@
           <w:t xml:space="preserve">What animals are thinking and feeling, and why it should matter | Carl Safina | TEDxMidAtlantic</w:t>
         </w:r>
       </w:hyperlink>
+      <w:r>
+        <w:t xml:space="preserve"> </w:t>
+      </w:r>
+      <w:r>
+        <w:t xml:space="preserve">(2016)</w:t>
+      </w:r>
       <w:r>
         <w:t xml:space="preserve"> </w:t>
       </w:r>
@@ -8482,7 +8749,7 @@
         <w:pStyle w:val="BodyText"/>
       </w:pPr>
       <w:r>
-        <w:t xml:space="preserve">Read the section on animal rights by Peter Singer (p. 429-435) in your textbook,</w:t>
+        <w:t xml:space="preserve">Read the section on animal rights by Peter Singer (pp. 429-435) in your textbook,</w:t>
       </w:r>
       <w:r>
         <w:t xml:space="preserve"> </w:t>
@@ -8498,7 +8765,16 @@
         <w:t xml:space="preserve"> </w:t>
       </w:r>
       <w:r>
-        <w:t xml:space="preserve">by Jonathan Wolff. Take notes defining key terms and ideas. Study the chapter review summary, questions and key terms.</w:t>
+        <w:t xml:space="preserve">by Jonathan Wolff</w:t>
+      </w:r>
+      <w:r>
+        <w:t xml:space="preserve"> </w:t>
+      </w:r>
+      <w:r>
+        <w:t xml:space="preserve">(2018b)</w:t>
+      </w:r>
+      <w:r>
+        <w:t xml:space="preserve">. Take notes defining key terms and ideas. Study the chapter review summary, questions and key terms.</w:t>
       </w:r>
     </w:p>
     <w:p>
@@ -8538,6 +8814,9 @@
       <w:r>
         <w:t xml:space="preserve"> </w:t>
       </w:r>
+      <w:r>
+        <w:t xml:space="preserve">(2016b)</w:t>
+      </w:r>
     </w:p>
     <w:p>
       <w:pPr>
@@ -8587,6 +8866,12 @@
         </w:r>
       </w:hyperlink>
       <w:r>
+        <w:t xml:space="preserve"> </w:t>
+      </w:r>
+      <w:r>
+        <w:t xml:space="preserve">(2018)</w:t>
+      </w:r>
+      <w:r>
         <w:t xml:space="preserve">.</w:t>
       </w:r>
     </w:p>
@@ -8629,6 +8914,12 @@
           <w:t xml:space="preserve">Peter Singer - Non-Human Animal Ethics - EA Global Melbourne 2015</w:t>
         </w:r>
       </w:hyperlink>
+      <w:r>
+        <w:t xml:space="preserve"> </w:t>
+      </w:r>
+      <w:r>
+        <w:t xml:space="preserve">(2015)</w:t>
+      </w:r>
       <w:r>
         <w:t xml:space="preserve"> </w:t>
       </w:r>
@@ -8831,7 +9122,7 @@
         <w:pStyle w:val="BodyText"/>
       </w:pPr>
       <w:r>
-        <w:t xml:space="preserve">Read the section on animal rights by Roger Scruton (p. 436-443) in your textbook</w:t>
+        <w:t xml:space="preserve">Read the section on animal rights by Roger Scruton (pp. 436-443) in your textbook</w:t>
       </w:r>
       <w:r>
         <w:t xml:space="preserve"> </w:t>
@@ -8847,7 +9138,16 @@
         <w:t xml:space="preserve"> </w:t>
       </w:r>
       <w:r>
-        <w:t xml:space="preserve">by Jonathan Wolff. Take notes defining key terms and ideas. Study the chapter review summary, questions and key terms.</w:t>
+        <w:t xml:space="preserve">by Jonathan Wolff</w:t>
+      </w:r>
+      <w:r>
+        <w:t xml:space="preserve"> </w:t>
+      </w:r>
+      <w:r>
+        <w:t xml:space="preserve">(2018b)</w:t>
+      </w:r>
+      <w:r>
+        <w:t xml:space="preserve">. Take notes defining key terms and ideas. Study the chapter review summary, questions and key terms.</w:t>
       </w:r>
     </w:p>
     <w:p>
@@ -8885,6 +9185,12 @@
         </w:r>
       </w:hyperlink>
       <w:r>
+        <w:t xml:space="preserve"> </w:t>
+      </w:r>
+      <w:r>
+        <w:t xml:space="preserve">(2014a)</w:t>
+      </w:r>
+      <w:r>
         <w:t xml:space="preserve">.</w:t>
       </w:r>
     </w:p>
@@ -8935,6 +9241,12 @@
           <w:t xml:space="preserve">Ethics: Killing Animals for Food</w:t>
         </w:r>
       </w:hyperlink>
+      <w:r>
+        <w:t xml:space="preserve"> </w:t>
+      </w:r>
+      <w:r>
+        <w:t xml:space="preserve">(2014b)</w:t>
+      </w:r>
       <w:r>
         <w:t xml:space="preserve">.</w:t>
       </w:r>
@@ -9065,7 +9377,7 @@
         <w:t xml:space="preserve"> </w:t>
       </w:r>
       <w:r>
-        <w:t xml:space="preserve">To review this, see his article in the course readings (p. 429-432).</w:t>
+        <w:t xml:space="preserve">To review this, see his article in the course readings (pp. 429-432).</w:t>
       </w:r>
     </w:p>
     <w:p>
@@ -9277,6 +9589,12 @@
       <w:r>
         <w:t xml:space="preserve"> </w:t>
       </w:r>
+      <w:r>
+        <w:t xml:space="preserve">(2016c)</w:t>
+      </w:r>
+      <w:r>
+        <w:t xml:space="preserve"> </w:t>
+      </w:r>
     </w:p>
     <w:p>
       <w:pPr>
@@ -9309,6 +9627,12 @@
           <w:t xml:space="preserve">Did A Robot Write This? How AI Is Impacting Journalism</w:t>
         </w:r>
       </w:hyperlink>
+      <w:r>
+        <w:t xml:space="preserve"> </w:t>
+      </w:r>
+      <w:r>
+        <w:t xml:space="preserve">(2019)</w:t>
+      </w:r>
     </w:p>
     <w:p>
       <w:pPr>
@@ -9844,7 +10168,16 @@
         <w:t xml:space="preserve"> </w:t>
       </w:r>
       <w:r>
-        <w:t xml:space="preserve">by Jonathan Wolff.</w:t>
+        <w:t xml:space="preserve">by Jonathan Wolff</w:t>
+      </w:r>
+      <w:r>
+        <w:t xml:space="preserve"> </w:t>
+      </w:r>
+      <w:r>
+        <w:t xml:space="preserve">(2018b)</w:t>
+      </w:r>
+      <w:r>
+        <w:t xml:space="preserve">.</w:t>
       </w:r>
     </w:p>
     <w:p>
@@ -9856,7 +10189,7 @@
         </w:numPr>
       </w:pPr>
       <w:r>
-        <w:t xml:space="preserve">Terror and Torture by Alan Dershowitz (p. 488-501)</w:t>
+        <w:t xml:space="preserve">Terror and Torture by Alan Dershowitz (pp. 488-501)</w:t>
       </w:r>
     </w:p>
     <w:p>
@@ -9868,7 +10201,7 @@
         </w:numPr>
       </w:pPr>
       <w:r>
-        <w:t xml:space="preserve">Terror and Torture by Michael Walzer (pages 501-511)</w:t>
+        <w:t xml:space="preserve">Terror and Torture by Michael Walzer (pp. 501-511)</w:t>
       </w:r>
     </w:p>
     <w:p>
@@ -9997,7 +10330,13 @@
         <w:t xml:space="preserve">An Introduction to Moral Philosophy</w:t>
       </w:r>
       <w:r>
-        <w:t xml:space="preserve">. New York: W. W. Norton &amp; Company, 2018.</w:t>
+        <w:t xml:space="preserve">. New York: W. W. Norton &amp; Company,</w:t>
+      </w:r>
+      <w:r>
+        <w:t xml:space="preserve">(2018a)</w:t>
+      </w:r>
+      <w:r>
+        <w:t xml:space="preserve">.</w:t>
       </w:r>
     </w:p>
     <w:p>
@@ -10143,7 +10482,7 @@
         <w:pStyle w:val="BodyText"/>
       </w:pPr>
       <w:r>
-        <w:t xml:space="preserve">Read the section on terror and torture by Alan Dershowitz (p. 488-501) in your textbook</w:t>
+        <w:t xml:space="preserve">Read the section on terror and torture by Alan Dershowitz (pp. 488-501) in your textbook</w:t>
       </w:r>
       <w:r>
         <w:t xml:space="preserve"> </w:t>
@@ -10159,7 +10498,16 @@
         <w:t xml:space="preserve"> </w:t>
       </w:r>
       <w:r>
-        <w:t xml:space="preserve">by Jonathan Wolff. As you read, take notes in your Learning Journal, defining key terms and explaining key concepts.</w:t>
+        <w:t xml:space="preserve">by Jonathan Wolff</w:t>
+      </w:r>
+      <w:r>
+        <w:t xml:space="preserve"> </w:t>
+      </w:r>
+      <w:r>
+        <w:t xml:space="preserve">(2018b)</w:t>
+      </w:r>
+      <w:r>
+        <w:t xml:space="preserve">. As you read, take notes in your Learning Journal, defining key terms and explaining key concepts.</w:t>
       </w:r>
     </w:p>
     <w:p>
@@ -10180,6 +10528,12 @@
           <w:t xml:space="preserve">“America is awesome…Right?”</w:t>
         </w:r>
       </w:hyperlink>
+      <w:r>
+        <w:t xml:space="preserve"> </w:t>
+      </w:r>
+      <w:r>
+        <w:t xml:space="preserve">(2014)</w:t>
+      </w:r>
       <w:r>
         <w:t xml:space="preserve"> </w:t>
       </w:r>
@@ -10238,6 +10592,9 @@
         </w:r>
       </w:hyperlink>
       <w:r>
+        <w:t xml:space="preserve">(2015)</w:t>
+      </w:r>
+      <w:r>
         <w:t xml:space="preserve">.</w:t>
       </w:r>
     </w:p>
@@ -10288,6 +10645,12 @@
           <w:t xml:space="preserve">Is Torture Ethical? We have an answer…</w:t>
         </w:r>
       </w:hyperlink>
+      <w:r>
+        <w:t xml:space="preserve"> </w:t>
+      </w:r>
+      <w:r>
+        <w:t xml:space="preserve">(2017)</w:t>
+      </w:r>
       <w:r>
         <w:t xml:space="preserve"> </w:t>
       </w:r>
@@ -10410,7 +10773,7 @@
         <w:pStyle w:val="BodyText"/>
       </w:pPr>
       <w:r>
-        <w:t xml:space="preserve">Read the section on terror and torture by Michael Walzer (p. 501-511) in your textbook</w:t>
+        <w:t xml:space="preserve">Read the section on terror and torture by Michael Walzer (pp. 501-511) in your textbook</w:t>
       </w:r>
       <w:r>
         <w:t xml:space="preserve"> </w:t>
@@ -10426,7 +10789,16 @@
         <w:t xml:space="preserve"> </w:t>
       </w:r>
       <w:r>
-        <w:t xml:space="preserve">by Jonathan Wolff. Take notes defining key terms and ideas. Study the chapter review summary, questions and key terms.</w:t>
+        <w:t xml:space="preserve">by Jonathan Wolff</w:t>
+      </w:r>
+      <w:r>
+        <w:t xml:space="preserve"> </w:t>
+      </w:r>
+      <w:r>
+        <w:t xml:space="preserve">(2018b)</w:t>
+      </w:r>
+      <w:r>
+        <w:t xml:space="preserve">. Take notes defining key terms and ideas. Study the chapter review summary, questions and key terms.</w:t>
       </w:r>
     </w:p>
     <w:p>
@@ -10509,6 +10881,12 @@
       <w:r>
         <w:t xml:space="preserve"> </w:t>
       </w:r>
+      <w:r>
+        <w:t xml:space="preserve">(2011)</w:t>
+      </w:r>
+      <w:r>
+        <w:t xml:space="preserve"> </w:t>
+      </w:r>
     </w:p>
     <w:p>
       <w:pPr>
@@ -10552,6 +10930,12 @@
       <w:r>
         <w:t xml:space="preserve"> </w:t>
       </w:r>
+      <w:r>
+        <w:t xml:space="preserve">(2012)</w:t>
+      </w:r>
+      <w:r>
+        <w:t xml:space="preserve"> </w:t>
+      </w:r>
     </w:p>
     <w:p>
       <w:pPr>
@@ -10592,6 +10976,12 @@
           <w:t xml:space="preserve">Terrorism and Just War - Michael Walzer</w:t>
         </w:r>
       </w:hyperlink>
+      <w:r>
+        <w:t xml:space="preserve"> </w:t>
+      </w:r>
+      <w:r>
+        <w:t xml:space="preserve">(2016)</w:t>
+      </w:r>
       <w:r>
         <w:t xml:space="preserve"> </w:t>
       </w:r>
@@ -12158,7 +12548,2135 @@
         <w:t xml:space="preserve">: 3 or more required elements are missing and/or there is room for substantial improvements in the material that is presented.</w:t>
       </w:r>
     </w:p>
-    <w:sectPr/>
+    <w:bookmarkStart w:id="153" w:name="refs"/>
+    <w:bookmarkStart w:id="109" w:name="ref-academyofideasJohnStuartMill2013"/>
+    <w:p>
+      <w:pPr>
+        <w:pStyle w:val="Bibliography"/>
+      </w:pPr>
+      <w:r>
+        <w:t xml:space="preserve">Academy of Ideas. (2013).</w:t>
+      </w:r>
+      <w:r>
+        <w:t xml:space="preserve"> </w:t>
+      </w:r>
+      <w:r>
+        <w:rPr>
+          <w:i/>
+          <w:iCs/>
+        </w:rPr>
+        <w:t xml:space="preserve">John</w:t>
+      </w:r>
+      <w:r>
+        <w:rPr>
+          <w:i/>
+          <w:iCs/>
+        </w:rPr>
+        <w:t xml:space="preserve"> </w:t>
+      </w:r>
+      <w:r>
+        <w:rPr>
+          <w:i/>
+          <w:iCs/>
+        </w:rPr>
+        <w:t xml:space="preserve">Stuart Mill</w:t>
+      </w:r>
+      <w:r>
+        <w:rPr>
+          <w:i/>
+          <w:iCs/>
+        </w:rPr>
+        <w:t xml:space="preserve"> </w:t>
+      </w:r>
+      <w:r>
+        <w:rPr>
+          <w:i/>
+          <w:iCs/>
+        </w:rPr>
+        <w:t xml:space="preserve">- on liberty</w:t>
+      </w:r>
+      <w:r>
+        <w:t xml:space="preserve">. YouTube.</w:t>
+      </w:r>
+    </w:p>
+    <w:bookmarkEnd w:id="109"/>
+    <w:bookmarkStart w:id="110" w:name="ref-anadalePhilosophyLexiconMoral2017"/>
+    <w:p>
+      <w:pPr>
+        <w:pStyle w:val="Bibliography"/>
+      </w:pPr>
+      <w:r>
+        <w:t xml:space="preserve">Anadale, C. (2017).</w:t>
+      </w:r>
+      <w:r>
+        <w:t xml:space="preserve"> </w:t>
+      </w:r>
+      <w:r>
+        <w:rPr>
+          <w:i/>
+          <w:iCs/>
+        </w:rPr>
+        <w:t xml:space="preserve">Philosophy lexicon:</w:t>
+      </w:r>
+      <w:r>
+        <w:rPr>
+          <w:i/>
+          <w:iCs/>
+        </w:rPr>
+        <w:t xml:space="preserve"> </w:t>
+      </w:r>
+      <w:r>
+        <w:rPr>
+          <w:i/>
+          <w:iCs/>
+        </w:rPr>
+        <w:t xml:space="preserve">Moral</w:t>
+      </w:r>
+      <w:r>
+        <w:rPr>
+          <w:i/>
+          <w:iCs/>
+        </w:rPr>
+        <w:t xml:space="preserve"> </w:t>
+      </w:r>
+      <w:r>
+        <w:rPr>
+          <w:i/>
+          <w:iCs/>
+        </w:rPr>
+        <w:t xml:space="preserve">nihilism</w:t>
+      </w:r>
+      <w:r>
+        <w:t xml:space="preserve">. YouTube.</w:t>
+      </w:r>
+    </w:p>
+    <w:bookmarkEnd w:id="110"/>
+    <w:bookmarkStart w:id="111" w:name="Xe0a59a4d71ea8ffd59cbe59a729c024e268972f"/>
+    <w:p>
+      <w:pPr>
+        <w:pStyle w:val="Bibliography"/>
+      </w:pPr>
+      <w:r>
+        <w:t xml:space="preserve">Animals &amp; Society Institute. (2018).</w:t>
+      </w:r>
+      <w:r>
+        <w:t xml:space="preserve"> </w:t>
+      </w:r>
+      <w:r>
+        <w:rPr>
+          <w:i/>
+          <w:iCs/>
+        </w:rPr>
+        <w:t xml:space="preserve">Defining speciesism with</w:t>
+      </w:r>
+      <w:r>
+        <w:rPr>
+          <w:i/>
+          <w:iCs/>
+        </w:rPr>
+        <w:t xml:space="preserve"> </w:t>
+      </w:r>
+      <w:r>
+        <w:rPr>
+          <w:i/>
+          <w:iCs/>
+        </w:rPr>
+        <w:t xml:space="preserve">Peter Singer</w:t>
+      </w:r>
+      <w:r>
+        <w:rPr>
+          <w:i/>
+          <w:iCs/>
+        </w:rPr>
+        <w:t xml:space="preserve"> </w:t>
+      </w:r>
+      <w:r>
+        <w:rPr>
+          <w:i/>
+          <w:iCs/>
+        </w:rPr>
+        <w:t xml:space="preserve">-</w:t>
+      </w:r>
+      <w:r>
+        <w:rPr>
+          <w:i/>
+          <w:iCs/>
+        </w:rPr>
+        <w:t xml:space="preserve"> </w:t>
+      </w:r>
+      <w:r>
+        <w:rPr>
+          <w:i/>
+          <w:iCs/>
+        </w:rPr>
+        <w:t xml:space="preserve">ASI</w:t>
+      </w:r>
+      <w:r>
+        <w:rPr>
+          <w:i/>
+          <w:iCs/>
+        </w:rPr>
+        <w:t xml:space="preserve">’s defining human-animal studies 03</w:t>
+      </w:r>
+      <w:r>
+        <w:t xml:space="preserve">. YouTube.</w:t>
+      </w:r>
+    </w:p>
+    <w:bookmarkEnd w:id="111"/>
+    <w:bookmarkStart w:id="112" w:name="ref-as/isWhenYourDate2016"/>
+    <w:p>
+      <w:pPr>
+        <w:pStyle w:val="Bibliography"/>
+      </w:pPr>
+      <w:r>
+        <w:t xml:space="preserve">As/Is. (2016).</w:t>
+      </w:r>
+      <w:r>
+        <w:t xml:space="preserve"> </w:t>
+      </w:r>
+      <w:r>
+        <w:rPr>
+          <w:i/>
+          <w:iCs/>
+        </w:rPr>
+        <w:t xml:space="preserve">When your date doesn’t hear the word "no"</w:t>
+      </w:r>
+      <w:r>
+        <w:t xml:space="preserve">. YouTube.</w:t>
+      </w:r>
+    </w:p>
+    <w:bookmarkEnd w:id="112"/>
+    <w:bookmarkStart w:id="113" w:name="ref-aynrandinstituteAynRandHer2015"/>
+    <w:p>
+      <w:pPr>
+        <w:pStyle w:val="Bibliography"/>
+      </w:pPr>
+      <w:r>
+        <w:t xml:space="preserve">Ayn Rand Institute. (2015).</w:t>
+      </w:r>
+      <w:r>
+        <w:t xml:space="preserve"> </w:t>
+      </w:r>
+      <w:r>
+        <w:rPr>
+          <w:i/>
+          <w:iCs/>
+        </w:rPr>
+        <w:t xml:space="preserve">Ayn rand - her philosophy in two minutes</w:t>
+      </w:r>
+      <w:r>
+        <w:t xml:space="preserve">. YouTube.</w:t>
+      </w:r>
+    </w:p>
+    <w:bookmarkEnd w:id="113"/>
+    <w:bookmarkStart w:id="114" w:name="ref-bigthinkMichaelWalzerJust2011"/>
+    <w:p>
+      <w:pPr>
+        <w:pStyle w:val="Bibliography"/>
+      </w:pPr>
+      <w:r>
+        <w:t xml:space="preserve">Big Think. (2011).</w:t>
+      </w:r>
+      <w:r>
+        <w:t xml:space="preserve"> </w:t>
+      </w:r>
+      <w:r>
+        <w:rPr>
+          <w:i/>
+          <w:iCs/>
+        </w:rPr>
+        <w:t xml:space="preserve">Michael</w:t>
+      </w:r>
+      <w:r>
+        <w:rPr>
+          <w:i/>
+          <w:iCs/>
+        </w:rPr>
+        <w:t xml:space="preserve"> </w:t>
+      </w:r>
+      <w:r>
+        <w:rPr>
+          <w:i/>
+          <w:iCs/>
+        </w:rPr>
+        <w:t xml:space="preserve">Walzer</w:t>
+      </w:r>
+      <w:r>
+        <w:rPr>
+          <w:i/>
+          <w:iCs/>
+        </w:rPr>
+        <w:t xml:space="preserve"> </w:t>
+      </w:r>
+      <w:r>
+        <w:rPr>
+          <w:i/>
+          <w:iCs/>
+        </w:rPr>
+        <w:t xml:space="preserve">on just war theory</w:t>
+      </w:r>
+      <w:r>
+        <w:rPr>
+          <w:i/>
+          <w:iCs/>
+        </w:rPr>
+        <w:t xml:space="preserve"> </w:t>
+      </w:r>
+      <w:r>
+        <w:rPr>
+          <w:i/>
+          <w:iCs/>
+        </w:rPr>
+        <w:t xml:space="preserve"> </w:t>
+      </w:r>
+      <w:r>
+        <w:rPr>
+          <w:i/>
+          <w:iCs/>
+        </w:rPr>
+        <w:t xml:space="preserve">Big</w:t>
+      </w:r>
+      <w:r>
+        <w:rPr>
+          <w:i/>
+          <w:iCs/>
+        </w:rPr>
+        <w:t xml:space="preserve"> </w:t>
+      </w:r>
+      <w:r>
+        <w:rPr>
+          <w:i/>
+          <w:iCs/>
+        </w:rPr>
+        <w:t xml:space="preserve">think</w:t>
+      </w:r>
+      <w:r>
+        <w:t xml:space="preserve">. YouTube.</w:t>
+      </w:r>
+    </w:p>
+    <w:bookmarkEnd w:id="114"/>
+    <w:bookmarkStart w:id="115" w:name="ref-bigthinkMichaelWalzerUS2012"/>
+    <w:p>
+      <w:pPr>
+        <w:pStyle w:val="Bibliography"/>
+      </w:pPr>
+      <w:r>
+        <w:t xml:space="preserve">Big Think. (2012).</w:t>
+      </w:r>
+      <w:r>
+        <w:t xml:space="preserve"> </w:t>
+      </w:r>
+      <w:r>
+        <w:rPr>
+          <w:i/>
+          <w:iCs/>
+        </w:rPr>
+        <w:t xml:space="preserve">Michael</w:t>
+      </w:r>
+      <w:r>
+        <w:rPr>
+          <w:i/>
+          <w:iCs/>
+        </w:rPr>
+        <w:t xml:space="preserve"> </w:t>
+      </w:r>
+      <w:r>
+        <w:rPr>
+          <w:i/>
+          <w:iCs/>
+        </w:rPr>
+        <w:t xml:space="preserve">Walzer</w:t>
+      </w:r>
+      <w:r>
+        <w:rPr>
+          <w:i/>
+          <w:iCs/>
+        </w:rPr>
+        <w:t xml:space="preserve">:</w:t>
+      </w:r>
+      <w:r>
+        <w:rPr>
+          <w:i/>
+          <w:iCs/>
+        </w:rPr>
+        <w:t xml:space="preserve"> </w:t>
+      </w:r>
+      <w:r>
+        <w:rPr>
+          <w:i/>
+          <w:iCs/>
+        </w:rPr>
+        <w:t xml:space="preserve">U</w:t>
+      </w:r>
+      <w:r>
+        <w:rPr>
+          <w:i/>
+          <w:iCs/>
+        </w:rPr>
+        <w:t xml:space="preserve">.</w:t>
+      </w:r>
+      <w:r>
+        <w:rPr>
+          <w:i/>
+          <w:iCs/>
+        </w:rPr>
+        <w:t xml:space="preserve">S</w:t>
+      </w:r>
+      <w:r>
+        <w:rPr>
+          <w:i/>
+          <w:iCs/>
+        </w:rPr>
+        <w:t xml:space="preserve">. Treatment of enemy combatants</w:t>
+      </w:r>
+      <w:r>
+        <w:t xml:space="preserve">. YouTube.</w:t>
+      </w:r>
+    </w:p>
+    <w:bookmarkEnd w:id="115"/>
+    <w:bookmarkStart w:id="116" w:name="ref-blueseatstudiosTeaConsentClean2015"/>
+    <w:p>
+      <w:pPr>
+        <w:pStyle w:val="Bibliography"/>
+      </w:pPr>
+      <w:r>
+        <w:t xml:space="preserve">Blue Seat Studios. (2015).</w:t>
+      </w:r>
+      <w:r>
+        <w:t xml:space="preserve"> </w:t>
+      </w:r>
+      <w:r>
+        <w:rPr>
+          <w:i/>
+          <w:iCs/>
+        </w:rPr>
+        <w:t xml:space="preserve">Tea consent (clean)</w:t>
+      </w:r>
+      <w:r>
+        <w:t xml:space="preserve">. YouTube.</w:t>
+      </w:r>
+    </w:p>
+    <w:bookmarkEnd w:id="116"/>
+    <w:bookmarkStart w:id="117" w:name="X255dc2cbe6a6fe618c38837a5c36b2adb27402a"/>
+    <w:p>
+      <w:pPr>
+        <w:pStyle w:val="Bibliography"/>
+      </w:pPr>
+      <w:r>
+        <w:t xml:space="preserve">Carneades.org. (2016a).</w:t>
+      </w:r>
+      <w:r>
+        <w:t xml:space="preserve"> </w:t>
+      </w:r>
+      <w:r>
+        <w:rPr>
+          <w:i/>
+          <w:iCs/>
+        </w:rPr>
+        <w:t xml:space="preserve">What is egoism? (Philosophical positions)</w:t>
+      </w:r>
+      <w:r>
+        <w:t xml:space="preserve">. YouTube.</w:t>
+      </w:r>
+    </w:p>
+    <w:bookmarkEnd w:id="117"/>
+    <w:bookmarkStart w:id="118" w:name="X0deaac532e4601831e307011afde67128c2ad76"/>
+    <w:p>
+      <w:pPr>
+        <w:pStyle w:val="Bibliography"/>
+      </w:pPr>
+      <w:r>
+        <w:t xml:space="preserve">Carneades.org. (2016b).</w:t>
+      </w:r>
+      <w:r>
+        <w:t xml:space="preserve"> </w:t>
+      </w:r>
+      <w:r>
+        <w:rPr>
+          <w:i/>
+          <w:iCs/>
+        </w:rPr>
+        <w:t xml:space="preserve">Objective vs subjective (</w:t>
+      </w:r>
+      <w:r>
+        <w:rPr>
+          <w:i/>
+          <w:iCs/>
+        </w:rPr>
+        <w:t xml:space="preserve">Philosophical</w:t>
+      </w:r>
+      <w:r>
+        <w:rPr>
+          <w:i/>
+          <w:iCs/>
+        </w:rPr>
+        <w:t xml:space="preserve"> </w:t>
+      </w:r>
+      <w:r>
+        <w:rPr>
+          <w:i/>
+          <w:iCs/>
+        </w:rPr>
+        <w:t xml:space="preserve">distinction)</w:t>
+      </w:r>
+      <w:r>
+        <w:t xml:space="preserve">. YouTube.</w:t>
+      </w:r>
+    </w:p>
+    <w:bookmarkEnd w:id="118"/>
+    <w:bookmarkStart w:id="119" w:name="Xb9df7de5b3e21a61f92eae9eb79d5154c5eb8bd"/>
+    <w:p>
+      <w:pPr>
+        <w:pStyle w:val="Bibliography"/>
+      </w:pPr>
+      <w:r>
+        <w:t xml:space="preserve">Clarify By PlayBac. (2017).</w:t>
+      </w:r>
+      <w:r>
+        <w:t xml:space="preserve"> </w:t>
+      </w:r>
+      <w:r>
+        <w:rPr>
+          <w:i/>
+          <w:iCs/>
+        </w:rPr>
+        <w:t xml:space="preserve">What is the difference between rape and sexual assault or harassment, in the</w:t>
+      </w:r>
+      <w:r>
+        <w:rPr>
+          <w:i/>
+          <w:iCs/>
+        </w:rPr>
+        <w:t xml:space="preserve"> </w:t>
+      </w:r>
+      <w:r>
+        <w:rPr>
+          <w:i/>
+          <w:iCs/>
+        </w:rPr>
+        <w:t xml:space="preserve">US</w:t>
+      </w:r>
+      <w:r>
+        <w:rPr>
+          <w:i/>
+          <w:iCs/>
+        </w:rPr>
+        <w:t xml:space="preserve">?</w:t>
+      </w:r>
+      <w:r>
+        <w:t xml:space="preserve"> YouTube.</w:t>
+      </w:r>
+    </w:p>
+    <w:bookmarkEnd w:id="119"/>
+    <w:bookmarkStart w:id="120" w:name="ref-crashcourseFreedomSpeechCrash2015"/>
+    <w:p>
+      <w:pPr>
+        <w:pStyle w:val="Bibliography"/>
+      </w:pPr>
+      <w:r>
+        <w:t xml:space="preserve">CrashCourse. (2015).</w:t>
+      </w:r>
+      <w:r>
+        <w:t xml:space="preserve"> </w:t>
+      </w:r>
+      <w:r>
+        <w:rPr>
+          <w:i/>
+          <w:iCs/>
+        </w:rPr>
+        <w:t xml:space="preserve">Freedom of speech:</w:t>
+      </w:r>
+      <w:r>
+        <w:rPr>
+          <w:i/>
+          <w:iCs/>
+        </w:rPr>
+        <w:t xml:space="preserve"> </w:t>
+      </w:r>
+      <w:r>
+        <w:rPr>
+          <w:i/>
+          <w:iCs/>
+        </w:rPr>
+        <w:t xml:space="preserve">Crash</w:t>
+      </w:r>
+      <w:r>
+        <w:rPr>
+          <w:i/>
+          <w:iCs/>
+        </w:rPr>
+        <w:t xml:space="preserve"> </w:t>
+      </w:r>
+      <w:r>
+        <w:rPr>
+          <w:i/>
+          <w:iCs/>
+        </w:rPr>
+        <w:t xml:space="preserve">course government and politics #25</w:t>
+      </w:r>
+      <w:r>
+        <w:t xml:space="preserve">. YouTube.</w:t>
+      </w:r>
+    </w:p>
+    <w:bookmarkEnd w:id="120"/>
+    <w:bookmarkStart w:id="121" w:name="ref-crashcourseHowArguePhilosophical2016"/>
+    <w:p>
+      <w:pPr>
+        <w:pStyle w:val="Bibliography"/>
+      </w:pPr>
+      <w:r>
+        <w:t xml:space="preserve">CrashCourse. (2016a).</w:t>
+      </w:r>
+      <w:r>
+        <w:t xml:space="preserve"> </w:t>
+      </w:r>
+      <w:r>
+        <w:rPr>
+          <w:i/>
+          <w:iCs/>
+        </w:rPr>
+        <w:t xml:space="preserve">How to argue - philosophical reasoning:</w:t>
+      </w:r>
+      <w:r>
+        <w:rPr>
+          <w:i/>
+          <w:iCs/>
+        </w:rPr>
+        <w:t xml:space="preserve"> </w:t>
+      </w:r>
+      <w:r>
+        <w:rPr>
+          <w:i/>
+          <w:iCs/>
+        </w:rPr>
+        <w:t xml:space="preserve">Crash</w:t>
+      </w:r>
+      <w:r>
+        <w:rPr>
+          <w:i/>
+          <w:iCs/>
+        </w:rPr>
+        <w:t xml:space="preserve"> </w:t>
+      </w:r>
+      <w:r>
+        <w:rPr>
+          <w:i/>
+          <w:iCs/>
+        </w:rPr>
+        <w:t xml:space="preserve">course philosophy #2</w:t>
+      </w:r>
+      <w:r>
+        <w:t xml:space="preserve">. YouTube.</w:t>
+      </w:r>
+    </w:p>
+    <w:bookmarkEnd w:id="121"/>
+    <w:bookmarkStart w:id="122" w:name="ref-crashcoursePersonhoodCrashCourse2016"/>
+    <w:p>
+      <w:pPr>
+        <w:pStyle w:val="Bibliography"/>
+      </w:pPr>
+      <w:r>
+        <w:t xml:space="preserve">CrashCourse. (2016b).</w:t>
+      </w:r>
+      <w:r>
+        <w:t xml:space="preserve"> </w:t>
+      </w:r>
+      <w:r>
+        <w:rPr>
+          <w:i/>
+          <w:iCs/>
+        </w:rPr>
+        <w:t xml:space="preserve">Personhood:</w:t>
+      </w:r>
+      <w:r>
+        <w:rPr>
+          <w:i/>
+          <w:iCs/>
+        </w:rPr>
+        <w:t xml:space="preserve"> </w:t>
+      </w:r>
+      <w:r>
+        <w:rPr>
+          <w:i/>
+          <w:iCs/>
+        </w:rPr>
+        <w:t xml:space="preserve">Crash</w:t>
+      </w:r>
+      <w:r>
+        <w:rPr>
+          <w:i/>
+          <w:iCs/>
+        </w:rPr>
+        <w:t xml:space="preserve"> </w:t>
+      </w:r>
+      <w:r>
+        <w:rPr>
+          <w:i/>
+          <w:iCs/>
+        </w:rPr>
+        <w:t xml:space="preserve">course philosophy #21</w:t>
+      </w:r>
+      <w:r>
+        <w:t xml:space="preserve">. YouTube.</w:t>
+      </w:r>
+    </w:p>
+    <w:bookmarkEnd w:id="122"/>
+    <w:bookmarkStart w:id="123" w:name="X16943f9d293a8ef25c5c718a7b7424ff97064eb"/>
+    <w:p>
+      <w:pPr>
+        <w:pStyle w:val="Bibliography"/>
+      </w:pPr>
+      <w:r>
+        <w:t xml:space="preserve">CrashCourse. (2016c).</w:t>
+      </w:r>
+      <w:r>
+        <w:t xml:space="preserve"> </w:t>
+      </w:r>
+      <w:r>
+        <w:rPr>
+          <w:i/>
+          <w:iCs/>
+        </w:rPr>
+        <w:t xml:space="preserve">Artificial intelligence &amp; personhood: Crash course philosophy #23</w:t>
+      </w:r>
+      <w:r>
+        <w:t xml:space="preserve">. YouTube.</w:t>
+      </w:r>
+    </w:p>
+    <w:bookmarkEnd w:id="123"/>
+    <w:bookmarkStart w:id="124" w:name="ref-crashcourseDeterminismVsFree2016"/>
+    <w:p>
+      <w:pPr>
+        <w:pStyle w:val="Bibliography"/>
+      </w:pPr>
+      <w:r>
+        <w:t xml:space="preserve">CrashCourse. (2016d).</w:t>
+      </w:r>
+      <w:r>
+        <w:t xml:space="preserve"> </w:t>
+      </w:r>
+      <w:r>
+        <w:rPr>
+          <w:i/>
+          <w:iCs/>
+        </w:rPr>
+        <w:t xml:space="preserve">Determinism vs free will:</w:t>
+      </w:r>
+      <w:r>
+        <w:rPr>
+          <w:i/>
+          <w:iCs/>
+        </w:rPr>
+        <w:t xml:space="preserve"> </w:t>
+      </w:r>
+      <w:r>
+        <w:rPr>
+          <w:i/>
+          <w:iCs/>
+        </w:rPr>
+        <w:t xml:space="preserve">Crash</w:t>
+      </w:r>
+      <w:r>
+        <w:rPr>
+          <w:i/>
+          <w:iCs/>
+        </w:rPr>
+        <w:t xml:space="preserve"> </w:t>
+      </w:r>
+      <w:r>
+        <w:rPr>
+          <w:i/>
+          <w:iCs/>
+        </w:rPr>
+        <w:t xml:space="preserve">course philosophy #24</w:t>
+      </w:r>
+      <w:r>
+        <w:t xml:space="preserve">. YouTube.</w:t>
+      </w:r>
+    </w:p>
+    <w:bookmarkEnd w:id="124"/>
+    <w:bookmarkStart w:id="125" w:name="ref-crashcourseMetaethicsCrashCourse2016"/>
+    <w:p>
+      <w:pPr>
+        <w:pStyle w:val="Bibliography"/>
+      </w:pPr>
+      <w:r>
+        <w:t xml:space="preserve">CrashCourse. (2016e).</w:t>
+      </w:r>
+      <w:r>
+        <w:t xml:space="preserve"> </w:t>
+      </w:r>
+      <w:r>
+        <w:rPr>
+          <w:i/>
+          <w:iCs/>
+        </w:rPr>
+        <w:t xml:space="preserve">Metaethics:</w:t>
+      </w:r>
+      <w:r>
+        <w:rPr>
+          <w:i/>
+          <w:iCs/>
+        </w:rPr>
+        <w:t xml:space="preserve"> </w:t>
+      </w:r>
+      <w:r>
+        <w:rPr>
+          <w:i/>
+          <w:iCs/>
+        </w:rPr>
+        <w:t xml:space="preserve">Crash</w:t>
+      </w:r>
+      <w:r>
+        <w:rPr>
+          <w:i/>
+          <w:iCs/>
+        </w:rPr>
+        <w:t xml:space="preserve"> </w:t>
+      </w:r>
+      <w:r>
+        <w:rPr>
+          <w:i/>
+          <w:iCs/>
+        </w:rPr>
+        <w:t xml:space="preserve">course philosophy #32</w:t>
+      </w:r>
+      <w:r>
+        <w:t xml:space="preserve">. YouTube.</w:t>
+      </w:r>
+    </w:p>
+    <w:bookmarkEnd w:id="125"/>
+    <w:bookmarkStart w:id="126" w:name="X53efaaceac2679e79067d56cea1b8f18a7fb51d"/>
+    <w:p>
+      <w:pPr>
+        <w:pStyle w:val="Bibliography"/>
+      </w:pPr>
+      <w:r>
+        <w:t xml:space="preserve">CrashCourse. (2016f).</w:t>
+      </w:r>
+      <w:r>
+        <w:t xml:space="preserve"> </w:t>
+      </w:r>
+      <w:r>
+        <w:rPr>
+          <w:i/>
+          <w:iCs/>
+        </w:rPr>
+        <w:t xml:space="preserve">Contractarianism:</w:t>
+      </w:r>
+      <w:r>
+        <w:rPr>
+          <w:i/>
+          <w:iCs/>
+        </w:rPr>
+        <w:t xml:space="preserve"> </w:t>
+      </w:r>
+      <w:r>
+        <w:rPr>
+          <w:i/>
+          <w:iCs/>
+        </w:rPr>
+        <w:t xml:space="preserve">Crash</w:t>
+      </w:r>
+      <w:r>
+        <w:rPr>
+          <w:i/>
+          <w:iCs/>
+        </w:rPr>
+        <w:t xml:space="preserve"> </w:t>
+      </w:r>
+      <w:r>
+        <w:rPr>
+          <w:i/>
+          <w:iCs/>
+        </w:rPr>
+        <w:t xml:space="preserve">course philosophy #37</w:t>
+      </w:r>
+      <w:r>
+        <w:t xml:space="preserve">. YouTube.</w:t>
+      </w:r>
+    </w:p>
+    <w:bookmarkEnd w:id="126"/>
+    <w:bookmarkStart w:id="127" w:name="ref-crashcourseNonhumanAnimalsCrash2017"/>
+    <w:p>
+      <w:pPr>
+        <w:pStyle w:val="Bibliography"/>
+      </w:pPr>
+      <w:r>
+        <w:t xml:space="preserve">CrashCourse. (2017).</w:t>
+      </w:r>
+      <w:r>
+        <w:t xml:space="preserve"> </w:t>
+      </w:r>
+      <w:r>
+        <w:rPr>
+          <w:i/>
+          <w:iCs/>
+        </w:rPr>
+        <w:t xml:space="preserve">Non-human animals:</w:t>
+      </w:r>
+      <w:r>
+        <w:rPr>
+          <w:i/>
+          <w:iCs/>
+        </w:rPr>
+        <w:t xml:space="preserve"> </w:t>
+      </w:r>
+      <w:r>
+        <w:rPr>
+          <w:i/>
+          <w:iCs/>
+        </w:rPr>
+        <w:t xml:space="preserve">Crash</w:t>
+      </w:r>
+      <w:r>
+        <w:rPr>
+          <w:i/>
+          <w:iCs/>
+        </w:rPr>
+        <w:t xml:space="preserve"> </w:t>
+      </w:r>
+      <w:r>
+        <w:rPr>
+          <w:i/>
+          <w:iCs/>
+        </w:rPr>
+        <w:t xml:space="preserve">course philosophy #42</w:t>
+      </w:r>
+      <w:r>
+        <w:t xml:space="preserve">. YouTube.</w:t>
+      </w:r>
+    </w:p>
+    <w:bookmarkEnd w:id="127"/>
+    <w:bookmarkStart w:id="128" w:name="ref-drlynchREEthics022016"/>
+    <w:p>
+      <w:pPr>
+        <w:pStyle w:val="Bibliography"/>
+      </w:pPr>
+      <w:r>
+        <w:t xml:space="preserve">Dr Lynch. (2016).</w:t>
+      </w:r>
+      <w:r>
+        <w:t xml:space="preserve"> </w:t>
+      </w:r>
+      <w:r>
+        <w:rPr>
+          <w:i/>
+          <w:iCs/>
+        </w:rPr>
+        <w:t xml:space="preserve">R&amp;</w:t>
+      </w:r>
+      <w:r>
+        <w:rPr>
+          <w:i/>
+          <w:iCs/>
+        </w:rPr>
+        <w:t xml:space="preserve">E</w:t>
+      </w:r>
+      <w:r>
+        <w:rPr>
+          <w:i/>
+          <w:iCs/>
+        </w:rPr>
+        <w:t xml:space="preserve"> </w:t>
+      </w:r>
+      <w:r>
+        <w:rPr>
+          <w:i/>
+          <w:iCs/>
+        </w:rPr>
+        <w:t xml:space="preserve">ethics: 02 absolutism vs relativism</w:t>
+      </w:r>
+      <w:r>
+        <w:t xml:space="preserve">. YouTube.</w:t>
+      </w:r>
+    </w:p>
+    <w:bookmarkEnd w:id="128"/>
+    <w:bookmarkStart w:id="129" w:name="Xcd3aaba37ecbfd76e99331b4c51ed2f5bd350cd"/>
+    <w:p>
+      <w:pPr>
+        <w:pStyle w:val="Bibliography"/>
+      </w:pPr>
+      <w:r>
+        <w:t xml:space="preserve">Game Of Heroic Meaning. (2016).</w:t>
+      </w:r>
+      <w:r>
+        <w:t xml:space="preserve"> </w:t>
+      </w:r>
+      <w:r>
+        <w:rPr>
+          <w:i/>
+          <w:iCs/>
+        </w:rPr>
+        <w:t xml:space="preserve">Jordan</w:t>
+      </w:r>
+      <w:r>
+        <w:rPr>
+          <w:i/>
+          <w:iCs/>
+        </w:rPr>
+        <w:t xml:space="preserve"> </w:t>
+      </w:r>
+      <w:r>
+        <w:rPr>
+          <w:i/>
+          <w:iCs/>
+        </w:rPr>
+        <w:t xml:space="preserve">Peterson</w:t>
+      </w:r>
+      <w:r>
+        <w:rPr>
+          <w:i/>
+          <w:iCs/>
+        </w:rPr>
+        <w:t xml:space="preserve"> </w:t>
+      </w:r>
+      <w:r>
+        <w:rPr>
+          <w:i/>
+          <w:iCs/>
+        </w:rPr>
+        <w:t xml:space="preserve">on nihilism and its opposite - existential courage</w:t>
+      </w:r>
+      <w:r>
+        <w:t xml:space="preserve">. YouTube.</w:t>
+      </w:r>
+    </w:p>
+    <w:bookmarkEnd w:id="129"/>
+    <w:bookmarkStart w:id="130" w:name="Xc90051be5bc1eb561dcd2a15f9b64984c740f36"/>
+    <w:p>
+      <w:pPr>
+        <w:pStyle w:val="Bibliography"/>
+      </w:pPr>
+      <w:r>
+        <w:t xml:space="preserve">InspiringPhilosophy. (2018).</w:t>
+      </w:r>
+      <w:r>
+        <w:t xml:space="preserve"> </w:t>
+      </w:r>
+      <w:r>
+        <w:rPr>
+          <w:i/>
+          <w:iCs/>
+        </w:rPr>
+        <w:t xml:space="preserve">A critique of error theory</w:t>
+      </w:r>
+      <w:r>
+        <w:t xml:space="preserve">. YouTube.</w:t>
+      </w:r>
+    </w:p>
+    <w:bookmarkEnd w:id="130"/>
+    <w:bookmarkStart w:id="131" w:name="X25d84d1f7e821e1d32ebfa1f770fe114f0786db"/>
+    <w:p>
+      <w:pPr>
+        <w:pStyle w:val="Bibliography"/>
+      </w:pPr>
+      <w:r>
+        <w:t xml:space="preserve">Institute for Advanced Study. (2016).</w:t>
+      </w:r>
+      <w:r>
+        <w:t xml:space="preserve"> </w:t>
+      </w:r>
+      <w:r>
+        <w:rPr>
+          <w:i/>
+          <w:iCs/>
+        </w:rPr>
+        <w:t xml:space="preserve">Terrorism and just war -</w:t>
+      </w:r>
+      <w:r>
+        <w:rPr>
+          <w:i/>
+          <w:iCs/>
+        </w:rPr>
+        <w:t xml:space="preserve"> </w:t>
+      </w:r>
+      <w:r>
+        <w:rPr>
+          <w:i/>
+          <w:iCs/>
+        </w:rPr>
+        <w:t xml:space="preserve">Michael Walzer</w:t>
+      </w:r>
+      <w:r>
+        <w:t xml:space="preserve">. YouTube.</w:t>
+      </w:r>
+    </w:p>
+    <w:bookmarkEnd w:id="131"/>
+    <w:bookmarkStart w:id="132" w:name="ref-kylehunterTortureEthicalWe2017"/>
+    <w:p>
+      <w:pPr>
+        <w:pStyle w:val="Bibliography"/>
+      </w:pPr>
+      <w:r>
+        <w:t xml:space="preserve">Kyle Hunter. (2017).</w:t>
+      </w:r>
+      <w:r>
+        <w:t xml:space="preserve"> </w:t>
+      </w:r>
+      <w:r>
+        <w:rPr>
+          <w:i/>
+          <w:iCs/>
+        </w:rPr>
+        <w:t xml:space="preserve">Is torture ethical?</w:t>
+      </w:r>
+      <w:r>
+        <w:rPr>
+          <w:i/>
+          <w:iCs/>
+        </w:rPr>
+        <w:t xml:space="preserve"> </w:t>
+      </w:r>
+      <w:r>
+        <w:rPr>
+          <w:i/>
+          <w:iCs/>
+        </w:rPr>
+        <w:t xml:space="preserve">We</w:t>
+      </w:r>
+      <w:r>
+        <w:rPr>
+          <w:i/>
+          <w:iCs/>
+        </w:rPr>
+        <w:t xml:space="preserve"> </w:t>
+      </w:r>
+      <w:r>
+        <w:rPr>
+          <w:i/>
+          <w:iCs/>
+        </w:rPr>
+        <w:t xml:space="preserve">have an answer...</w:t>
+      </w:r>
+      <w:r>
+        <w:t xml:space="preserve"> YouTube.</w:t>
+      </w:r>
+    </w:p>
+    <w:bookmarkEnd w:id="132"/>
+    <w:bookmarkStart w:id="133" w:name="ref-lifenogginYouHaveFree2016"/>
+    <w:p>
+      <w:pPr>
+        <w:pStyle w:val="Bibliography"/>
+      </w:pPr>
+      <w:r>
+        <w:t xml:space="preserve">Life Noggin. (2016).</w:t>
+      </w:r>
+      <w:r>
+        <w:t xml:space="preserve"> </w:t>
+      </w:r>
+      <w:r>
+        <w:rPr>
+          <w:i/>
+          <w:iCs/>
+        </w:rPr>
+        <w:t xml:space="preserve">Do you have free will?</w:t>
+      </w:r>
+      <w:r>
+        <w:t xml:space="preserve"> YouTube.</w:t>
+      </w:r>
+    </w:p>
+    <w:bookmarkEnd w:id="133"/>
+    <w:bookmarkStart w:id="134" w:name="ref-martinDidRobotWrite2019"/>
+    <w:p>
+      <w:pPr>
+        <w:pStyle w:val="Bibliography"/>
+      </w:pPr>
+      <w:r>
+        <w:t xml:space="preserve">Martin, N. (2019). Did a robot write this?</w:t>
+      </w:r>
+      <w:r>
+        <w:t xml:space="preserve"> </w:t>
+      </w:r>
+      <w:r>
+        <w:t xml:space="preserve">How AI</w:t>
+      </w:r>
+      <w:r>
+        <w:t xml:space="preserve"> </w:t>
+      </w:r>
+      <w:r>
+        <w:t xml:space="preserve">is impacting journalism. In</w:t>
+      </w:r>
+      <w:r>
+        <w:t xml:space="preserve"> </w:t>
+      </w:r>
+      <w:r>
+        <w:rPr>
+          <w:i/>
+          <w:iCs/>
+        </w:rPr>
+        <w:t xml:space="preserve">Forbes</w:t>
+      </w:r>
+      <w:r>
+        <w:t xml:space="preserve">. https://www.forbes.com/sites/nicolemartin1/2019/02/08/did-a-robot-write-this-how-ai-is-impacting-journalism/.</w:t>
+      </w:r>
+    </w:p>
+    <w:bookmarkEnd w:id="134"/>
+    <w:bookmarkStart w:id="135" w:name="Xba6a2c365ec1918cf162a2773e06334048b2d70"/>
+    <w:p>
+      <w:pPr>
+        <w:pStyle w:val="Bibliography"/>
+      </w:pPr>
+      <w:r>
+        <w:t xml:space="preserve">McCombs School of Business. (2018).</w:t>
+      </w:r>
+      <w:r>
+        <w:t xml:space="preserve"> </w:t>
+      </w:r>
+      <w:r>
+        <w:rPr>
+          <w:i/>
+          <w:iCs/>
+        </w:rPr>
+        <w:t xml:space="preserve">Moral reasoning</w:t>
+      </w:r>
+      <w:r>
+        <w:rPr>
+          <w:i/>
+          <w:iCs/>
+        </w:rPr>
+        <w:t xml:space="preserve"> </w:t>
+      </w:r>
+      <w:r>
+        <w:rPr>
+          <w:i/>
+          <w:iCs/>
+        </w:rPr>
+        <w:t xml:space="preserve"> </w:t>
+      </w:r>
+      <w:r>
+        <w:rPr>
+          <w:i/>
+          <w:iCs/>
+        </w:rPr>
+        <w:t xml:space="preserve">Ethics</w:t>
+      </w:r>
+      <w:r>
+        <w:rPr>
+          <w:i/>
+          <w:iCs/>
+        </w:rPr>
+        <w:t xml:space="preserve"> </w:t>
+      </w:r>
+      <w:r>
+        <w:rPr>
+          <w:i/>
+          <w:iCs/>
+        </w:rPr>
+        <w:t xml:space="preserve">defined</w:t>
+      </w:r>
+      <w:r>
+        <w:t xml:space="preserve">. YouTube.</w:t>
+      </w:r>
+    </w:p>
+    <w:bookmarkEnd w:id="135"/>
+    <w:bookmarkStart w:id="136" w:name="X236778457b342f29c31fc0fc629a10e44bb0dd7"/>
+    <w:p>
+      <w:pPr>
+        <w:pStyle w:val="Bibliography"/>
+      </w:pPr>
+      <w:r>
+        <w:t xml:space="preserve">McCombs School of Business. (2019).</w:t>
+      </w:r>
+      <w:r>
+        <w:t xml:space="preserve"> </w:t>
+      </w:r>
+      <w:r>
+        <w:rPr>
+          <w:i/>
+          <w:iCs/>
+        </w:rPr>
+        <w:t xml:space="preserve">All is not relative</w:t>
+      </w:r>
+      <w:r>
+        <w:rPr>
+          <w:i/>
+          <w:iCs/>
+        </w:rPr>
+        <w:t xml:space="preserve"> </w:t>
+      </w:r>
+      <w:r>
+        <w:rPr>
+          <w:i/>
+          <w:iCs/>
+        </w:rPr>
+        <w:t xml:space="preserve"> </w:t>
+      </w:r>
+      <w:r>
+        <w:rPr>
+          <w:i/>
+          <w:iCs/>
+        </w:rPr>
+        <w:t xml:space="preserve">Concepts</w:t>
+      </w:r>
+      <w:r>
+        <w:rPr>
+          <w:i/>
+          <w:iCs/>
+        </w:rPr>
+        <w:t xml:space="preserve"> </w:t>
+      </w:r>
+      <w:r>
+        <w:rPr>
+          <w:i/>
+          <w:iCs/>
+        </w:rPr>
+        <w:t xml:space="preserve">unwrapped</w:t>
+      </w:r>
+      <w:r>
+        <w:t xml:space="preserve">.</w:t>
+      </w:r>
+    </w:p>
+    <w:bookmarkEnd w:id="136"/>
+    <w:bookmarkStart w:id="137" w:name="ref-orensteinCollegeStudentsDefine2015"/>
+    <w:p>
+      <w:pPr>
+        <w:pStyle w:val="Bibliography"/>
+      </w:pPr>
+      <w:r>
+        <w:t xml:space="preserve">Orenstein, J. W., &amp; Ribas, J. (2015). College students define sexual consent. In</w:t>
+      </w:r>
+      <w:r>
+        <w:t xml:space="preserve"> </w:t>
+      </w:r>
+      <w:r>
+        <w:rPr>
+          <w:i/>
+          <w:iCs/>
+        </w:rPr>
+        <w:t xml:space="preserve">The Washington Post</w:t>
+      </w:r>
+      <w:r>
+        <w:t xml:space="preserve">. https://www.washingtonpost.com/video/national/college-students-define-sexual-consent/2015/06/12/2c06cd5e-114a-11e5-a0fe-dccfea4653ee_video.html.</w:t>
+      </w:r>
+    </w:p>
+    <w:bookmarkEnd w:id="137"/>
+    <w:bookmarkStart w:id="138" w:name="ref-philosophicsEthicalSubjectivism2017"/>
+    <w:p>
+      <w:pPr>
+        <w:pStyle w:val="Bibliography"/>
+      </w:pPr>
+      <w:r>
+        <w:t xml:space="preserve">Philosophics. (2017).</w:t>
+      </w:r>
+      <w:r>
+        <w:t xml:space="preserve"> </w:t>
+      </w:r>
+      <w:r>
+        <w:rPr>
+          <w:i/>
+          <w:iCs/>
+        </w:rPr>
+        <w:t xml:space="preserve">Ethical subjectivism</w:t>
+      </w:r>
+      <w:r>
+        <w:t xml:space="preserve">. YouTube.</w:t>
+      </w:r>
+    </w:p>
+    <w:bookmarkEnd w:id="138"/>
+    <w:bookmarkStart w:id="139" w:name="ref-philosophytubeMillLibertyFreedom2016"/>
+    <w:p>
+      <w:pPr>
+        <w:pStyle w:val="Bibliography"/>
+      </w:pPr>
+      <w:r>
+        <w:t xml:space="preserve">Philosophy Tube. (2016).</w:t>
+      </w:r>
+      <w:r>
+        <w:t xml:space="preserve"> </w:t>
+      </w:r>
+      <w:r>
+        <w:rPr>
+          <w:i/>
+          <w:iCs/>
+        </w:rPr>
+        <w:t xml:space="preserve">Mill "on liberty" - freedom &amp; empire</w:t>
+      </w:r>
+      <w:r>
+        <w:rPr>
+          <w:i/>
+          <w:iCs/>
+        </w:rPr>
+        <w:t xml:space="preserve"> </w:t>
+      </w:r>
+      <w:r>
+        <w:rPr>
+          <w:i/>
+          <w:iCs/>
+        </w:rPr>
+        <w:t xml:space="preserve"> </w:t>
+      </w:r>
+      <w:r>
+        <w:rPr>
+          <w:i/>
+          <w:iCs/>
+        </w:rPr>
+        <w:t xml:space="preserve">philosophy tube</w:t>
+      </w:r>
+      <w:r>
+        <w:t xml:space="preserve">. YouTube.</w:t>
+      </w:r>
+    </w:p>
+    <w:bookmarkEnd w:id="139"/>
+    <w:bookmarkStart w:id="140" w:name="Xcbbada766e06d0f34448097cbaffc8a735ac78e"/>
+    <w:p>
+      <w:pPr>
+        <w:pStyle w:val="Bibliography"/>
+      </w:pPr>
+      <w:r>
+        <w:t xml:space="preserve">Philosophy Vibe. (2018).</w:t>
+      </w:r>
+      <w:r>
+        <w:t xml:space="preserve"> </w:t>
+      </w:r>
+      <w:r>
+        <w:rPr>
+          <w:i/>
+          <w:iCs/>
+        </w:rPr>
+        <w:t xml:space="preserve">Moral skepticism - error theory (</w:t>
+      </w:r>
+      <w:r>
+        <w:rPr>
+          <w:i/>
+          <w:iCs/>
+        </w:rPr>
+        <w:t xml:space="preserve">J</w:t>
+      </w:r>
+      <w:r>
+        <w:rPr>
+          <w:i/>
+          <w:iCs/>
+        </w:rPr>
+        <w:t xml:space="preserve">.</w:t>
+      </w:r>
+      <w:r>
+        <w:rPr>
+          <w:i/>
+          <w:iCs/>
+        </w:rPr>
+        <w:t xml:space="preserve">L Mackie</w:t>
+      </w:r>
+      <w:r>
+        <w:rPr>
+          <w:i/>
+          <w:iCs/>
+        </w:rPr>
+        <w:t xml:space="preserve">)</w:t>
+      </w:r>
+      <w:r>
+        <w:t xml:space="preserve">. YouTube.</w:t>
+      </w:r>
+    </w:p>
+    <w:bookmarkEnd w:id="140"/>
+    <w:bookmarkStart w:id="141" w:name="X8344e10d46d9ae228a785a17123c4a60c63dde9"/>
+    <w:p>
+      <w:pPr>
+        <w:pStyle w:val="Bibliography"/>
+      </w:pPr>
+      <w:r>
+        <w:t xml:space="preserve">Pokatoes. (2016).</w:t>
+      </w:r>
+      <w:r>
+        <w:t xml:space="preserve"> </w:t>
+      </w:r>
+      <w:r>
+        <w:rPr>
+          <w:i/>
+          <w:iCs/>
+        </w:rPr>
+        <w:t xml:space="preserve">The pornography phenomenon -</w:t>
+      </w:r>
+      <w:r>
+        <w:rPr>
+          <w:i/>
+          <w:iCs/>
+        </w:rPr>
+        <w:t xml:space="preserve"> </w:t>
+      </w:r>
+      <w:r>
+        <w:rPr>
+          <w:i/>
+          <w:iCs/>
+        </w:rPr>
+        <w:t xml:space="preserve">Catharine MacKinnon</w:t>
+      </w:r>
+      <w:r>
+        <w:t xml:space="preserve">. YouTube.</w:t>
+      </w:r>
+    </w:p>
+    <w:bookmarkEnd w:id="141"/>
+    <w:bookmarkStart w:id="142" w:name="ref-prenticeAmericaAwesomeRight2014"/>
+    <w:p>
+      <w:pPr>
+        <w:pStyle w:val="Bibliography"/>
+      </w:pPr>
+      <w:r>
+        <w:t xml:space="preserve">Prentice, R. (2014). America is awesome, right?! In</w:t>
+      </w:r>
+      <w:r>
+        <w:t xml:space="preserve"> </w:t>
+      </w:r>
+      <w:r>
+        <w:rPr>
+          <w:i/>
+          <w:iCs/>
+        </w:rPr>
+        <w:t xml:space="preserve">Ethics Unwrapped</w:t>
+      </w:r>
+      <w:r>
+        <w:t xml:space="preserve">.</w:t>
+      </w:r>
+    </w:p>
+    <w:bookmarkEnd w:id="142"/>
+    <w:bookmarkStart w:id="143" w:name="X974691fdd0b5860821d614ea4fb04398b15e524"/>
+    <w:p>
+      <w:pPr>
+        <w:pStyle w:val="Bibliography"/>
+      </w:pPr>
+      <w:r>
+        <w:t xml:space="preserve">Science, Technology &amp; the Future. (2015).</w:t>
+      </w:r>
+      <w:r>
+        <w:t xml:space="preserve"> </w:t>
+      </w:r>
+      <w:r>
+        <w:rPr>
+          <w:i/>
+          <w:iCs/>
+        </w:rPr>
+        <w:t xml:space="preserve">Peter</w:t>
+      </w:r>
+      <w:r>
+        <w:rPr>
+          <w:i/>
+          <w:iCs/>
+        </w:rPr>
+        <w:t xml:space="preserve"> </w:t>
+      </w:r>
+      <w:r>
+        <w:rPr>
+          <w:i/>
+          <w:iCs/>
+        </w:rPr>
+        <w:t xml:space="preserve">Singer</w:t>
+      </w:r>
+      <w:r>
+        <w:rPr>
+          <w:i/>
+          <w:iCs/>
+        </w:rPr>
+        <w:t xml:space="preserve"> </w:t>
+      </w:r>
+      <w:r>
+        <w:rPr>
+          <w:i/>
+          <w:iCs/>
+        </w:rPr>
+        <w:t xml:space="preserve">- non-human animal ethics -</w:t>
+      </w:r>
+      <w:r>
+        <w:rPr>
+          <w:i/>
+          <w:iCs/>
+        </w:rPr>
+        <w:t xml:space="preserve"> </w:t>
+      </w:r>
+      <w:r>
+        <w:rPr>
+          <w:i/>
+          <w:iCs/>
+        </w:rPr>
+        <w:t xml:space="preserve">EA</w:t>
+      </w:r>
+      <w:r>
+        <w:rPr>
+          <w:i/>
+          <w:iCs/>
+        </w:rPr>
+        <w:t xml:space="preserve"> </w:t>
+      </w:r>
+      <w:r>
+        <w:rPr>
+          <w:i/>
+          <w:iCs/>
+        </w:rPr>
+        <w:t xml:space="preserve">global</w:t>
+      </w:r>
+      <w:r>
+        <w:rPr>
+          <w:i/>
+          <w:iCs/>
+        </w:rPr>
+        <w:t xml:space="preserve"> </w:t>
+      </w:r>
+      <w:r>
+        <w:rPr>
+          <w:i/>
+          <w:iCs/>
+        </w:rPr>
+        <w:t xml:space="preserve">Melbourne</w:t>
+      </w:r>
+      <w:r>
+        <w:rPr>
+          <w:i/>
+          <w:iCs/>
+        </w:rPr>
+        <w:t xml:space="preserve"> </w:t>
+      </w:r>
+      <w:r>
+        <w:rPr>
+          <w:i/>
+          <w:iCs/>
+        </w:rPr>
+        <w:t xml:space="preserve">2015</w:t>
+      </w:r>
+      <w:r>
+        <w:t xml:space="preserve">. YouTube.</w:t>
+      </w:r>
+    </w:p>
+    <w:bookmarkEnd w:id="143"/>
+    <w:bookmarkStart w:id="144" w:name="ref-sullivanSubjectivism2015"/>
+    <w:p>
+      <w:pPr>
+        <w:pStyle w:val="Bibliography"/>
+      </w:pPr>
+      <w:r>
+        <w:t xml:space="preserve">Sullivan, P. (2015).</w:t>
+      </w:r>
+      <w:r>
+        <w:t xml:space="preserve"> </w:t>
+      </w:r>
+      <w:r>
+        <w:rPr>
+          <w:i/>
+          <w:iCs/>
+        </w:rPr>
+        <w:t xml:space="preserve">Subjectivism</w:t>
+      </w:r>
+      <w:r>
+        <w:t xml:space="preserve">. YouTube.</w:t>
+      </w:r>
+    </w:p>
+    <w:bookmarkEnd w:id="144"/>
+    <w:bookmarkStart w:id="145" w:name="ref-t.w.u.onlinePhil210Framing2023"/>
+    <w:p>
+      <w:pPr>
+        <w:pStyle w:val="Bibliography"/>
+      </w:pPr>
+      <w:r>
+        <w:t xml:space="preserve">T. W. U. Online. (2023).</w:t>
+      </w:r>
+      <w:r>
+        <w:t xml:space="preserve"> </w:t>
+      </w:r>
+      <w:r>
+        <w:rPr>
+          <w:i/>
+          <w:iCs/>
+        </w:rPr>
+        <w:t xml:space="preserve">Phil 210 framing</w:t>
+      </w:r>
+      <w:r>
+        <w:t xml:space="preserve">. Vimeo.</w:t>
+      </w:r>
+    </w:p>
+    <w:bookmarkEnd w:id="145"/>
+    <w:bookmarkStart w:id="146" w:name="ref-tedxtalksWhenTortureJustified2015"/>
+    <w:p>
+      <w:pPr>
+        <w:pStyle w:val="Bibliography"/>
+      </w:pPr>
+      <w:r>
+        <w:t xml:space="preserve">TEDx Talks. (2015).</w:t>
+      </w:r>
+      <w:r>
+        <w:t xml:space="preserve"> </w:t>
+      </w:r>
+      <w:r>
+        <w:rPr>
+          <w:i/>
+          <w:iCs/>
+        </w:rPr>
+        <w:t xml:space="preserve">When is torture justified?</w:t>
+      </w:r>
+      <w:r>
+        <w:rPr>
+          <w:i/>
+          <w:iCs/>
+        </w:rPr>
+        <w:t xml:space="preserve"> </w:t>
+      </w:r>
+      <w:r>
+        <w:rPr>
+          <w:i/>
+          <w:iCs/>
+        </w:rPr>
+        <w:t xml:space="preserve"> </w:t>
+      </w:r>
+      <w:r>
+        <w:rPr>
+          <w:i/>
+          <w:iCs/>
+        </w:rPr>
+        <w:t xml:space="preserve">Lt</w:t>
+      </w:r>
+      <w:r>
+        <w:rPr>
+          <w:i/>
+          <w:iCs/>
+        </w:rPr>
+        <w:t xml:space="preserve">.</w:t>
+      </w:r>
+      <w:r>
+        <w:rPr>
+          <w:i/>
+          <w:iCs/>
+        </w:rPr>
+        <w:t xml:space="preserve"> </w:t>
+      </w:r>
+      <w:r>
+        <w:rPr>
+          <w:i/>
+          <w:iCs/>
+        </w:rPr>
+        <w:t xml:space="preserve">Col</w:t>
+      </w:r>
+      <w:r>
+        <w:rPr>
+          <w:i/>
+          <w:iCs/>
+        </w:rPr>
+        <w:t xml:space="preserve">.</w:t>
+      </w:r>
+      <w:r>
+        <w:rPr>
+          <w:i/>
+          <w:iCs/>
+        </w:rPr>
+        <w:t xml:space="preserve"> </w:t>
+      </w:r>
+      <w:r>
+        <w:rPr>
+          <w:i/>
+          <w:iCs/>
+        </w:rPr>
+        <w:t xml:space="preserve">Jon S</w:t>
+      </w:r>
+      <w:r>
+        <w:rPr>
+          <w:i/>
+          <w:iCs/>
+        </w:rPr>
+        <w:t xml:space="preserve">.</w:t>
+      </w:r>
+      <w:r>
+        <w:rPr>
+          <w:i/>
+          <w:iCs/>
+        </w:rPr>
+        <w:t xml:space="preserve"> </w:t>
+      </w:r>
+      <w:r>
+        <w:rPr>
+          <w:i/>
+          <w:iCs/>
+        </w:rPr>
+        <w:t xml:space="preserve">Jackson</w:t>
+      </w:r>
+      <w:r>
+        <w:rPr>
+          <w:i/>
+          <w:iCs/>
+        </w:rPr>
+        <w:t xml:space="preserve"> </w:t>
+      </w:r>
+      <w:r>
+        <w:rPr>
+          <w:i/>
+          <w:iCs/>
+        </w:rPr>
+        <w:t xml:space="preserve"> </w:t>
+      </w:r>
+      <w:r>
+        <w:rPr>
+          <w:i/>
+          <w:iCs/>
+        </w:rPr>
+        <w:t xml:space="preserve">TEDxMemphis</w:t>
+      </w:r>
+      <w:r>
+        <w:t xml:space="preserve">. YouTube.</w:t>
+      </w:r>
+    </w:p>
+    <w:bookmarkEnd w:id="146"/>
+    <w:bookmarkStart w:id="147" w:name="ref-tedxtalksWhatAnimalsAre2016"/>
+    <w:p>
+      <w:pPr>
+        <w:pStyle w:val="Bibliography"/>
+      </w:pPr>
+      <w:r>
+        <w:t xml:space="preserve">TEDx Talks. (2016).</w:t>
+      </w:r>
+      <w:r>
+        <w:t xml:space="preserve"> </w:t>
+      </w:r>
+      <w:r>
+        <w:rPr>
+          <w:i/>
+          <w:iCs/>
+        </w:rPr>
+        <w:t xml:space="preserve">What animals are thinking and feeling, and why it should matter</w:t>
+      </w:r>
+      <w:r>
+        <w:rPr>
+          <w:i/>
+          <w:iCs/>
+        </w:rPr>
+        <w:t xml:space="preserve"> </w:t>
+      </w:r>
+      <w:r>
+        <w:rPr>
+          <w:i/>
+          <w:iCs/>
+        </w:rPr>
+        <w:t xml:space="preserve"> </w:t>
+      </w:r>
+      <w:r>
+        <w:rPr>
+          <w:i/>
+          <w:iCs/>
+        </w:rPr>
+        <w:t xml:space="preserve">Carl Safina</w:t>
+      </w:r>
+      <w:r>
+        <w:rPr>
+          <w:i/>
+          <w:iCs/>
+        </w:rPr>
+        <w:t xml:space="preserve"> </w:t>
+      </w:r>
+      <w:r>
+        <w:rPr>
+          <w:i/>
+          <w:iCs/>
+        </w:rPr>
+        <w:t xml:space="preserve"> </w:t>
+      </w:r>
+      <w:r>
+        <w:rPr>
+          <w:i/>
+          <w:iCs/>
+        </w:rPr>
+        <w:t xml:space="preserve">TEDxMidAtlantic</w:t>
+      </w:r>
+      <w:r>
+        <w:t xml:space="preserve">. YouTube.</w:t>
+      </w:r>
+    </w:p>
+    <w:bookmarkEnd w:id="147"/>
+    <w:bookmarkStart w:id="148" w:name="Xc48373d1d4e978a87032a03f8cca8214f1a68d4"/>
+    <w:p>
+      <w:pPr>
+        <w:pStyle w:val="Bibliography"/>
+      </w:pPr>
+      <w:r>
+        <w:t xml:space="preserve">U of A Student Life. (2016).</w:t>
+      </w:r>
+      <w:r>
+        <w:t xml:space="preserve"> </w:t>
+      </w:r>
+      <w:r>
+        <w:rPr>
+          <w:i/>
+          <w:iCs/>
+        </w:rPr>
+        <w:t xml:space="preserve">U of a sexual assault centre:</w:t>
+      </w:r>
+      <w:r>
+        <w:rPr>
+          <w:i/>
+          <w:iCs/>
+        </w:rPr>
+        <w:t xml:space="preserve"> </w:t>
+      </w:r>
+      <w:r>
+        <w:rPr>
+          <w:i/>
+          <w:iCs/>
+        </w:rPr>
+        <w:t xml:space="preserve">Let</w:t>
+      </w:r>
+      <w:r>
+        <w:rPr>
+          <w:i/>
+          <w:iCs/>
+        </w:rPr>
+        <w:t xml:space="preserve">’s talk:</w:t>
+      </w:r>
+      <w:r>
+        <w:rPr>
+          <w:i/>
+          <w:iCs/>
+        </w:rPr>
+        <w:t xml:space="preserve"> </w:t>
+      </w:r>
+      <w:r>
+        <w:rPr>
+          <w:i/>
+          <w:iCs/>
+        </w:rPr>
+        <w:t xml:space="preserve">Alcohol</w:t>
+      </w:r>
+      <w:r>
+        <w:rPr>
+          <w:i/>
+          <w:iCs/>
+        </w:rPr>
+        <w:t xml:space="preserve"> </w:t>
+      </w:r>
+      <w:r>
+        <w:rPr>
+          <w:i/>
+          <w:iCs/>
+        </w:rPr>
+        <w:t xml:space="preserve">and sexual assault</w:t>
+      </w:r>
+      <w:r>
+        <w:t xml:space="preserve">. YouTube.</w:t>
+      </w:r>
+    </w:p>
+    <w:bookmarkEnd w:id="148"/>
+    <w:bookmarkStart w:id="149" w:name="Xfd83686e7a5b82cdd46176d299800e3b6966403"/>
+    <w:p>
+      <w:pPr>
+        <w:pStyle w:val="Bibliography"/>
+      </w:pPr>
+      <w:r>
+        <w:t xml:space="preserve">Wireless Philosophy. (2014a).</w:t>
+      </w:r>
+      <w:r>
+        <w:t xml:space="preserve"> </w:t>
+      </w:r>
+      <w:r>
+        <w:rPr>
+          <w:i/>
+          <w:iCs/>
+        </w:rPr>
+        <w:t xml:space="preserve">Philosophy -</w:t>
+      </w:r>
+      <w:r>
+        <w:rPr>
+          <w:i/>
+          <w:iCs/>
+        </w:rPr>
+        <w:t xml:space="preserve"> </w:t>
+      </w:r>
+      <w:r>
+        <w:rPr>
+          <w:i/>
+          <w:iCs/>
+        </w:rPr>
+        <w:t xml:space="preserve">Ethics</w:t>
+      </w:r>
+      <w:r>
+        <w:rPr>
+          <w:i/>
+          <w:iCs/>
+        </w:rPr>
+        <w:t xml:space="preserve">:</w:t>
+      </w:r>
+      <w:r>
+        <w:rPr>
+          <w:i/>
+          <w:iCs/>
+        </w:rPr>
+        <w:t xml:space="preserve"> </w:t>
+      </w:r>
+      <w:r>
+        <w:rPr>
+          <w:i/>
+          <w:iCs/>
+        </w:rPr>
+        <w:t xml:space="preserve">Moral</w:t>
+      </w:r>
+      <w:r>
+        <w:rPr>
+          <w:i/>
+          <w:iCs/>
+        </w:rPr>
+        <w:t xml:space="preserve"> </w:t>
+      </w:r>
+      <w:r>
+        <w:rPr>
+          <w:i/>
+          <w:iCs/>
+        </w:rPr>
+        <w:t xml:space="preserve">status [</w:t>
+      </w:r>
+      <w:r>
+        <w:rPr>
+          <w:i/>
+          <w:iCs/>
+        </w:rPr>
+        <w:t xml:space="preserve">HD</w:t>
+      </w:r>
+      <w:r>
+        <w:rPr>
+          <w:i/>
+          <w:iCs/>
+        </w:rPr>
+        <w:t xml:space="preserve">]</w:t>
+      </w:r>
+      <w:r>
+        <w:t xml:space="preserve">. YouTube.</w:t>
+      </w:r>
+    </w:p>
+    <w:bookmarkEnd w:id="149"/>
+    <w:bookmarkStart w:id="150" w:name="Xa748492277596fad3165b7ef62c3049cc993204"/>
+    <w:p>
+      <w:pPr>
+        <w:pStyle w:val="Bibliography"/>
+      </w:pPr>
+      <w:r>
+        <w:t xml:space="preserve">Wireless Philosophy. (2014b).</w:t>
+      </w:r>
+      <w:r>
+        <w:t xml:space="preserve"> </w:t>
+      </w:r>
+      <w:r>
+        <w:rPr>
+          <w:i/>
+          <w:iCs/>
+        </w:rPr>
+        <w:t xml:space="preserve">Philosophy -</w:t>
+      </w:r>
+      <w:r>
+        <w:rPr>
+          <w:i/>
+          <w:iCs/>
+        </w:rPr>
+        <w:t xml:space="preserve"> </w:t>
+      </w:r>
+      <w:r>
+        <w:rPr>
+          <w:i/>
+          <w:iCs/>
+        </w:rPr>
+        <w:t xml:space="preserve">Ethics</w:t>
+      </w:r>
+      <w:r>
+        <w:rPr>
+          <w:i/>
+          <w:iCs/>
+        </w:rPr>
+        <w:t xml:space="preserve">:</w:t>
+      </w:r>
+      <w:r>
+        <w:rPr>
+          <w:i/>
+          <w:iCs/>
+        </w:rPr>
+        <w:t xml:space="preserve"> </w:t>
+      </w:r>
+      <w:r>
+        <w:rPr>
+          <w:i/>
+          <w:iCs/>
+        </w:rPr>
+        <w:t xml:space="preserve">Killing</w:t>
+      </w:r>
+      <w:r>
+        <w:rPr>
+          <w:i/>
+          <w:iCs/>
+        </w:rPr>
+        <w:t xml:space="preserve"> </w:t>
+      </w:r>
+      <w:r>
+        <w:rPr>
+          <w:i/>
+          <w:iCs/>
+        </w:rPr>
+        <w:t xml:space="preserve">animals for food [</w:t>
+      </w:r>
+      <w:r>
+        <w:rPr>
+          <w:i/>
+          <w:iCs/>
+        </w:rPr>
+        <w:t xml:space="preserve">HD</w:t>
+      </w:r>
+      <w:r>
+        <w:rPr>
+          <w:i/>
+          <w:iCs/>
+        </w:rPr>
+        <w:t xml:space="preserve">]</w:t>
+      </w:r>
+      <w:r>
+        <w:t xml:space="preserve">. YouTube.</w:t>
+      </w:r>
+    </w:p>
+    <w:bookmarkEnd w:id="150"/>
+    <w:bookmarkStart w:id="151" w:name="ref-wolffIntroductionMoralPhilosophy2018"/>
+    <w:p>
+      <w:pPr>
+        <w:pStyle w:val="Bibliography"/>
+      </w:pPr>
+      <w:r>
+        <w:t xml:space="preserve">Wolff, J. (2018a).</w:t>
+      </w:r>
+      <w:r>
+        <w:t xml:space="preserve"> </w:t>
+      </w:r>
+      <w:r>
+        <w:rPr>
+          <w:i/>
+          <w:iCs/>
+        </w:rPr>
+        <w:t xml:space="preserve">An introduction to moral philosophy</w:t>
+      </w:r>
+      <w:r>
+        <w:t xml:space="preserve"> </w:t>
+      </w:r>
+      <w:r>
+        <w:t xml:space="preserve">(First edition.). W.W. Norton &amp; Company, Inc.</w:t>
+      </w:r>
+    </w:p>
+    <w:bookmarkEnd w:id="151"/>
+    <w:bookmarkStart w:id="152" w:name="ref-wolffReadingsMoralPhilosophy2018"/>
+    <w:p>
+      <w:pPr>
+        <w:pStyle w:val="Bibliography"/>
+      </w:pPr>
+      <w:r>
+        <w:t xml:space="preserve">Wolff, J. (2018b).</w:t>
+      </w:r>
+      <w:r>
+        <w:t xml:space="preserve"> </w:t>
+      </w:r>
+      <w:r>
+        <w:rPr>
+          <w:i/>
+          <w:iCs/>
+        </w:rPr>
+        <w:t xml:space="preserve">Readings in moral philosophy</w:t>
+      </w:r>
+      <w:r>
+        <w:t xml:space="preserve"> </w:t>
+      </w:r>
+      <w:r>
+        <w:t xml:space="preserve">(First edition.). W.W. Norton &amp; Company.</w:t>
+      </w:r>
+    </w:p>
+    <w:bookmarkEnd w:id="152"/>
+    <w:bookmarkEnd w:id="153"/>
+    <w:sectPr>
+      <w:footnotePr>
+        <w:numRestart w:val="eachSect"/>
+      </w:footnotePr>
+    </w:sectPr>
   </w:body>
 </w:document>
 </file>
@@ -13156,8 +15674,6 @@
     </w:pPr>
     <w:rPr>
       <w:rFonts w:asciiTheme="majorHAnsi" w:cstheme="majorBidi" w:eastAsiaTheme="majorEastAsia" w:hAnsiTheme="majorHAnsi"/>
-      <w:spacing w:val="-10"/>
-      <w:kern w:val="28"/>
       <w:sz w:val="56"/>
       <w:szCs w:val="56"/>
     </w:rPr>
@@ -13170,8 +15686,6 @@
     <w:rsid w:val="00A10FD9"/>
     <w:rPr>
       <w:rFonts w:asciiTheme="majorHAnsi" w:cstheme="majorBidi" w:eastAsiaTheme="majorEastAsia" w:hAnsiTheme="majorHAnsi"/>
-      <w:spacing w:val="-10"/>
-      <w:kern w:val="28"/>
       <w:sz w:val="56"/>
       <w:szCs w:val="56"/>
     </w:rPr>
@@ -13212,23 +15726,31 @@
   </w:style>
   <w:style w:customStyle="1" w:styleId="Author" w:type="paragraph">
     <w:name w:val="Author"/>
+    <w:basedOn w:val="Title"/>
     <w:next w:val="BodyText"/>
     <w:qFormat/>
     <w:pPr>
       <w:keepNext/>
       <w:keepLines/>
-      <w:jc w:val="center"/>
     </w:pPr>
+    <w:rPr>
+      <w:sz w:val="24"/>
+      <w:szCs w:val="24"/>
+    </w:rPr>
   </w:style>
   <w:style w:styleId="Date" w:type="paragraph">
     <w:name w:val="Date"/>
+    <w:basedOn w:val="Title"/>
     <w:next w:val="BodyText"/>
     <w:qFormat/>
     <w:pPr>
       <w:keepNext/>
       <w:keepLines/>
-      <w:jc w:val="center"/>
     </w:pPr>
+    <w:rPr>
+      <w:sz w:val="24"/>
+      <w:szCs w:val="24"/>
+    </w:rPr>
   </w:style>
   <w:style w:customStyle="1" w:styleId="AbstractTitle" w:type="paragraph">
     <w:name w:val="Abstract Title"/>
